--- a/Projektfeladat_Dokumentáció.docx
+++ b/Projektfeladat_Dokumentáció.docx
@@ -6,17 +6,14 @@
       <w:pPr>
         <w:pStyle w:val="Cmsor1"/>
         <w:rPr>
-          <w:rFonts w:ascii="Times New Roman" w:eastAsia="Times New Roman" w:hAnsi="Times New Roman" w:cs="Times New Roman"/>
           <w:b/>
-          <w:bCs/>
-          <w:lang w:eastAsia="hu-HU"/>
         </w:rPr>
       </w:pPr>
       <w:bookmarkStart w:id="0" w:name="_Toc224026832"/>
       <w:bookmarkStart w:id="1" w:name="_Toc224026876"/>
       <w:bookmarkStart w:id="2" w:name="_Toc224026949"/>
       <w:bookmarkStart w:id="3" w:name="_Toc224026996"/>
-      <w:bookmarkStart w:id="4" w:name="_Toc224030657"/>
+      <w:bookmarkStart w:id="4" w:name="_Toc224803399"/>
       <w:r>
         <w:rPr>
           <w:b/>
@@ -189,11 +186,15 @@
           <w:szCs w:val="48"/>
         </w:rPr>
       </w:pPr>
-      <w:bookmarkStart w:id="5" w:name="_GoBack"/>
-      <w:bookmarkEnd w:id="5"/>
     </w:p>
     <w:sdt>
       <w:sdtPr>
+        <w:rPr>
+          <w:rFonts w:asciiTheme="minorHAnsi" w:eastAsiaTheme="minorHAnsi" w:hAnsiTheme="minorHAnsi" w:cstheme="minorBidi"/>
+          <w:sz w:val="22"/>
+          <w:szCs w:val="22"/>
+          <w:lang w:eastAsia="en-US"/>
+        </w:rPr>
         <w:id w:val="74866730"/>
         <w:docPartObj>
           <w:docPartGallery w:val="Table of Contents"/>
@@ -202,13 +203,8 @@
       </w:sdtPr>
       <w:sdtEndPr>
         <w:rPr>
-          <w:rFonts w:asciiTheme="minorHAnsi" w:eastAsiaTheme="minorHAnsi" w:hAnsiTheme="minorHAnsi" w:cstheme="minorBidi"/>
           <w:b/>
-          <w:bCs/>
-          <w:color w:val="auto"/>
-          <w:sz w:val="22"/>
-          <w:szCs w:val="22"/>
-          <w:lang w:eastAsia="en-US"/>
+          <w:kern w:val="0"/>
         </w:rPr>
       </w:sdtEndPr>
       <w:sdtContent>
@@ -241,7 +237,7 @@
           <w:r>
             <w:fldChar w:fldCharType="separate"/>
           </w:r>
-          <w:hyperlink w:anchor="_Toc224030657" w:history="1">
+          <w:hyperlink w:anchor="_Toc224803399" w:history="1">
             <w:r>
               <w:rPr>
                 <w:rStyle w:val="Hiperhivatkozs"/>
@@ -268,7 +264,7 @@
                 <w:noProof/>
                 <w:webHidden/>
               </w:rPr>
-              <w:instrText xml:space="preserve"> PAGEREF _Toc224030657 \h </w:instrText>
+              <w:instrText xml:space="preserve"> PAGEREF _Toc224803399 \h </w:instrText>
             </w:r>
             <w:r>
               <w:rPr>
@@ -303,6 +299,7 @@
           <w:pPr>
             <w:pStyle w:val="TJ1"/>
             <w:tabs>
+              <w:tab w:val="left" w:pos="440"/>
               <w:tab w:val="right" w:leader="dot" w:pos="9060"/>
             </w:tabs>
             <w:rPr>
@@ -311,7 +308,22 @@
               <w:lang w:eastAsia="hu-HU"/>
             </w:rPr>
           </w:pPr>
-          <w:hyperlink w:anchor="_Toc224030658" w:history="1">
+          <w:hyperlink w:anchor="_Toc224803400" w:history="1">
+            <w:r>
+              <w:rPr>
+                <w:rStyle w:val="Hiperhivatkozs"/>
+                <w:noProof/>
+              </w:rPr>
+              <w:t>1.</w:t>
+            </w:r>
+            <w:r>
+              <w:rPr>
+                <w:rFonts w:eastAsiaTheme="minorEastAsia"/>
+                <w:noProof/>
+                <w:lang w:eastAsia="hu-HU"/>
+              </w:rPr>
+              <w:tab/>
+            </w:r>
             <w:r>
               <w:rPr>
                 <w:rStyle w:val="Hiperhivatkozs"/>
@@ -338,7 +350,287 @@
                 <w:noProof/>
                 <w:webHidden/>
               </w:rPr>
-              <w:instrText xml:space="preserve"> PAGEREF _Toc224030658 \h </w:instrText>
+              <w:instrText xml:space="preserve"> PAGEREF _Toc224803400 \h </w:instrText>
+            </w:r>
+            <w:r>
+              <w:rPr>
+                <w:noProof/>
+                <w:webHidden/>
+              </w:rPr>
+            </w:r>
+            <w:r>
+              <w:rPr>
+                <w:noProof/>
+                <w:webHidden/>
+              </w:rPr>
+              <w:fldChar w:fldCharType="separate"/>
+            </w:r>
+            <w:r>
+              <w:rPr>
+                <w:noProof/>
+                <w:webHidden/>
+              </w:rPr>
+              <w:t>3</w:t>
+            </w:r>
+            <w:r>
+              <w:rPr>
+                <w:noProof/>
+                <w:webHidden/>
+              </w:rPr>
+              <w:fldChar w:fldCharType="end"/>
+            </w:r>
+          </w:hyperlink>
+        </w:p>
+        <w:p>
+          <w:pPr>
+            <w:pStyle w:val="TJ2"/>
+            <w:tabs>
+              <w:tab w:val="right" w:leader="dot" w:pos="9060"/>
+            </w:tabs>
+            <w:rPr>
+              <w:rFonts w:eastAsiaTheme="minorEastAsia"/>
+              <w:noProof/>
+              <w:lang w:eastAsia="hu-HU"/>
+            </w:rPr>
+          </w:pPr>
+          <w:hyperlink w:anchor="_Toc224803401" w:history="1">
+            <w:r>
+              <w:rPr>
+                <w:rStyle w:val="Hiperhivatkozs"/>
+                <w:noProof/>
+              </w:rPr>
+              <w:t>Core Layer</w:t>
+            </w:r>
+            <w:r>
+              <w:rPr>
+                <w:noProof/>
+                <w:webHidden/>
+              </w:rPr>
+              <w:tab/>
+            </w:r>
+            <w:r>
+              <w:rPr>
+                <w:noProof/>
+                <w:webHidden/>
+              </w:rPr>
+              <w:fldChar w:fldCharType="begin"/>
+            </w:r>
+            <w:r>
+              <w:rPr>
+                <w:noProof/>
+                <w:webHidden/>
+              </w:rPr>
+              <w:instrText xml:space="preserve"> PAGEREF _Toc224803401 \h </w:instrText>
+            </w:r>
+            <w:r>
+              <w:rPr>
+                <w:noProof/>
+                <w:webHidden/>
+              </w:rPr>
+            </w:r>
+            <w:r>
+              <w:rPr>
+                <w:noProof/>
+                <w:webHidden/>
+              </w:rPr>
+              <w:fldChar w:fldCharType="separate"/>
+            </w:r>
+            <w:r>
+              <w:rPr>
+                <w:noProof/>
+                <w:webHidden/>
+              </w:rPr>
+              <w:t>3</w:t>
+            </w:r>
+            <w:r>
+              <w:rPr>
+                <w:noProof/>
+                <w:webHidden/>
+              </w:rPr>
+              <w:fldChar w:fldCharType="end"/>
+            </w:r>
+          </w:hyperlink>
+        </w:p>
+        <w:p>
+          <w:pPr>
+            <w:pStyle w:val="TJ2"/>
+            <w:tabs>
+              <w:tab w:val="right" w:leader="dot" w:pos="9060"/>
+            </w:tabs>
+            <w:rPr>
+              <w:rFonts w:eastAsiaTheme="minorEastAsia"/>
+              <w:noProof/>
+              <w:lang w:eastAsia="hu-HU"/>
+            </w:rPr>
+          </w:pPr>
+          <w:hyperlink w:anchor="_Toc224803402" w:history="1">
+            <w:r>
+              <w:rPr>
+                <w:rStyle w:val="Hiperhivatkozs"/>
+                <w:noProof/>
+              </w:rPr>
+              <w:t>Distribution Layer</w:t>
+            </w:r>
+            <w:r>
+              <w:rPr>
+                <w:noProof/>
+                <w:webHidden/>
+              </w:rPr>
+              <w:tab/>
+            </w:r>
+            <w:r>
+              <w:rPr>
+                <w:noProof/>
+                <w:webHidden/>
+              </w:rPr>
+              <w:fldChar w:fldCharType="begin"/>
+            </w:r>
+            <w:r>
+              <w:rPr>
+                <w:noProof/>
+                <w:webHidden/>
+              </w:rPr>
+              <w:instrText xml:space="preserve"> PAGEREF _Toc224803402 \h </w:instrText>
+            </w:r>
+            <w:r>
+              <w:rPr>
+                <w:noProof/>
+                <w:webHidden/>
+              </w:rPr>
+            </w:r>
+            <w:r>
+              <w:rPr>
+                <w:noProof/>
+                <w:webHidden/>
+              </w:rPr>
+              <w:fldChar w:fldCharType="separate"/>
+            </w:r>
+            <w:r>
+              <w:rPr>
+                <w:noProof/>
+                <w:webHidden/>
+              </w:rPr>
+              <w:t>3</w:t>
+            </w:r>
+            <w:r>
+              <w:rPr>
+                <w:noProof/>
+                <w:webHidden/>
+              </w:rPr>
+              <w:fldChar w:fldCharType="end"/>
+            </w:r>
+          </w:hyperlink>
+        </w:p>
+        <w:p>
+          <w:pPr>
+            <w:pStyle w:val="TJ2"/>
+            <w:tabs>
+              <w:tab w:val="right" w:leader="dot" w:pos="9060"/>
+            </w:tabs>
+            <w:rPr>
+              <w:rFonts w:eastAsiaTheme="minorEastAsia"/>
+              <w:noProof/>
+              <w:lang w:eastAsia="hu-HU"/>
+            </w:rPr>
+          </w:pPr>
+          <w:hyperlink w:anchor="_Toc224803403" w:history="1">
+            <w:r>
+              <w:rPr>
+                <w:rStyle w:val="Hiperhivatkozs"/>
+                <w:noProof/>
+              </w:rPr>
+              <w:t>Access Layer</w:t>
+            </w:r>
+            <w:r>
+              <w:rPr>
+                <w:noProof/>
+                <w:webHidden/>
+              </w:rPr>
+              <w:tab/>
+            </w:r>
+            <w:r>
+              <w:rPr>
+                <w:noProof/>
+                <w:webHidden/>
+              </w:rPr>
+              <w:fldChar w:fldCharType="begin"/>
+            </w:r>
+            <w:r>
+              <w:rPr>
+                <w:noProof/>
+                <w:webHidden/>
+              </w:rPr>
+              <w:instrText xml:space="preserve"> PAGEREF _Toc224803403 \h </w:instrText>
+            </w:r>
+            <w:r>
+              <w:rPr>
+                <w:noProof/>
+                <w:webHidden/>
+              </w:rPr>
+            </w:r>
+            <w:r>
+              <w:rPr>
+                <w:noProof/>
+                <w:webHidden/>
+              </w:rPr>
+              <w:fldChar w:fldCharType="separate"/>
+            </w:r>
+            <w:r>
+              <w:rPr>
+                <w:noProof/>
+                <w:webHidden/>
+              </w:rPr>
+              <w:t>3</w:t>
+            </w:r>
+            <w:r>
+              <w:rPr>
+                <w:noProof/>
+                <w:webHidden/>
+              </w:rPr>
+              <w:fldChar w:fldCharType="end"/>
+            </w:r>
+          </w:hyperlink>
+        </w:p>
+        <w:p>
+          <w:pPr>
+            <w:pStyle w:val="TJ1"/>
+            <w:tabs>
+              <w:tab w:val="right" w:leader="dot" w:pos="9060"/>
+            </w:tabs>
+            <w:rPr>
+              <w:rFonts w:eastAsiaTheme="minorEastAsia"/>
+              <w:noProof/>
+              <w:lang w:eastAsia="hu-HU"/>
+            </w:rPr>
+          </w:pPr>
+          <w:hyperlink w:anchor="_Toc224803404" w:history="1">
+            <w:r>
+              <w:rPr>
+                <w:rStyle w:val="Hiperhivatkozs"/>
+                <w:noProof/>
+              </w:rPr>
+              <w:t>2. Eszközök bemutatása</w:t>
+            </w:r>
+            <w:r>
+              <w:rPr>
+                <w:noProof/>
+                <w:webHidden/>
+              </w:rPr>
+              <w:tab/>
+            </w:r>
+            <w:r>
+              <w:rPr>
+                <w:noProof/>
+                <w:webHidden/>
+              </w:rPr>
+              <w:fldChar w:fldCharType="begin"/>
+            </w:r>
+            <w:r>
+              <w:rPr>
+                <w:noProof/>
+                <w:webHidden/>
+              </w:rPr>
+              <w:instrText xml:space="preserve"> PAGEREF _Toc224803404 \h </w:instrText>
             </w:r>
             <w:r>
               <w:rPr>
@@ -371,7 +663,7 @@
         </w:p>
         <w:p>
           <w:pPr>
-            <w:pStyle w:val="TJ2"/>
+            <w:pStyle w:val="TJ1"/>
             <w:tabs>
               <w:tab w:val="right" w:leader="dot" w:pos="9060"/>
             </w:tabs>
@@ -381,13 +673,13 @@
               <w:lang w:eastAsia="hu-HU"/>
             </w:rPr>
           </w:pPr>
-          <w:hyperlink w:anchor="_Toc224030659" w:history="1">
+          <w:hyperlink w:anchor="_Toc224803405" w:history="1">
             <w:r>
               <w:rPr>
                 <w:rStyle w:val="Hiperhivatkozs"/>
                 <w:noProof/>
               </w:rPr>
-              <w:t>Core Layer</w:t>
+              <w:t>3. Fizikai topológia</w:t>
             </w:r>
             <w:r>
               <w:rPr>
@@ -408,7 +700,7 @@
                 <w:noProof/>
                 <w:webHidden/>
               </w:rPr>
-              <w:instrText xml:space="preserve"> PAGEREF _Toc224030659 \h </w:instrText>
+              <w:instrText xml:space="preserve"> PAGEREF _Toc224803405 \h </w:instrText>
             </w:r>
             <w:r>
               <w:rPr>
@@ -428,147 +720,7 @@
                 <w:noProof/>
                 <w:webHidden/>
               </w:rPr>
-              <w:t>4</w:t>
-            </w:r>
-            <w:r>
-              <w:rPr>
-                <w:noProof/>
-                <w:webHidden/>
-              </w:rPr>
-              <w:fldChar w:fldCharType="end"/>
-            </w:r>
-          </w:hyperlink>
-        </w:p>
-        <w:p>
-          <w:pPr>
-            <w:pStyle w:val="TJ2"/>
-            <w:tabs>
-              <w:tab w:val="right" w:leader="dot" w:pos="9060"/>
-            </w:tabs>
-            <w:rPr>
-              <w:rFonts w:eastAsiaTheme="minorEastAsia"/>
-              <w:noProof/>
-              <w:lang w:eastAsia="hu-HU"/>
-            </w:rPr>
-          </w:pPr>
-          <w:hyperlink w:anchor="_Toc224030660" w:history="1">
-            <w:r>
-              <w:rPr>
-                <w:rStyle w:val="Hiperhivatkozs"/>
-                <w:noProof/>
-              </w:rPr>
-              <w:t>Distribution Layer</w:t>
-            </w:r>
-            <w:r>
-              <w:rPr>
-                <w:noProof/>
-                <w:webHidden/>
-              </w:rPr>
-              <w:tab/>
-            </w:r>
-            <w:r>
-              <w:rPr>
-                <w:noProof/>
-                <w:webHidden/>
-              </w:rPr>
-              <w:fldChar w:fldCharType="begin"/>
-            </w:r>
-            <w:r>
-              <w:rPr>
-                <w:noProof/>
-                <w:webHidden/>
-              </w:rPr>
-              <w:instrText xml:space="preserve"> PAGEREF _Toc224030660 \h </w:instrText>
-            </w:r>
-            <w:r>
-              <w:rPr>
-                <w:noProof/>
-                <w:webHidden/>
-              </w:rPr>
-            </w:r>
-            <w:r>
-              <w:rPr>
-                <w:noProof/>
-                <w:webHidden/>
-              </w:rPr>
-              <w:fldChar w:fldCharType="separate"/>
-            </w:r>
-            <w:r>
-              <w:rPr>
-                <w:noProof/>
-                <w:webHidden/>
-              </w:rPr>
-              <w:t>4</w:t>
-            </w:r>
-            <w:r>
-              <w:rPr>
-                <w:noProof/>
-                <w:webHidden/>
-              </w:rPr>
-              <w:fldChar w:fldCharType="end"/>
-            </w:r>
-          </w:hyperlink>
-        </w:p>
-        <w:p>
-          <w:pPr>
-            <w:pStyle w:val="TJ2"/>
-            <w:tabs>
-              <w:tab w:val="right" w:leader="dot" w:pos="9060"/>
-            </w:tabs>
-            <w:rPr>
-              <w:rFonts w:eastAsiaTheme="minorEastAsia"/>
-              <w:noProof/>
-              <w:lang w:eastAsia="hu-HU"/>
-            </w:rPr>
-          </w:pPr>
-          <w:hyperlink w:anchor="_Toc224030661" w:history="1">
-            <w:r>
-              <w:rPr>
-                <w:rStyle w:val="Hiperhivatkozs"/>
-                <w:noProof/>
-              </w:rPr>
-              <w:t>Access Layer</w:t>
-            </w:r>
-            <w:r>
-              <w:rPr>
-                <w:noProof/>
-                <w:webHidden/>
-              </w:rPr>
-              <w:tab/>
-            </w:r>
-            <w:r>
-              <w:rPr>
-                <w:noProof/>
-                <w:webHidden/>
-              </w:rPr>
-              <w:fldChar w:fldCharType="begin"/>
-            </w:r>
-            <w:r>
-              <w:rPr>
-                <w:noProof/>
-                <w:webHidden/>
-              </w:rPr>
-              <w:instrText xml:space="preserve"> PAGEREF _Toc224030661 \h </w:instrText>
-            </w:r>
-            <w:r>
-              <w:rPr>
-                <w:noProof/>
-                <w:webHidden/>
-              </w:rPr>
-            </w:r>
-            <w:r>
-              <w:rPr>
-                <w:noProof/>
-                <w:webHidden/>
-              </w:rPr>
-              <w:fldChar w:fldCharType="separate"/>
-            </w:r>
-            <w:r>
-              <w:rPr>
-                <w:noProof/>
-                <w:webHidden/>
-              </w:rPr>
-              <w:t>4</w:t>
+              <w:t>5</w:t>
             </w:r>
             <w:r>
               <w:rPr>
@@ -612,16 +764,20 @@
     <w:p>
       <w:pPr>
         <w:pStyle w:val="Cmsor1"/>
+        <w:numPr>
+          <w:ilvl w:val="0"/>
+          <w:numId w:val="3"/>
+        </w:numPr>
       </w:pPr>
       <w:r>
         <w:lastRenderedPageBreak/>
         <w:t xml:space="preserve"> </w:t>
       </w:r>
-      <w:bookmarkStart w:id="6" w:name="_Toc224030658"/>
+      <w:bookmarkStart w:id="5" w:name="_Toc224803400"/>
       <w:r>
         <w:t>A projekt célja</w:t>
       </w:r>
-      <w:bookmarkEnd w:id="6"/>
+      <w:bookmarkEnd w:id="5"/>
     </w:p>
     <w:p>
       <w:pPr>
@@ -968,144 +1124,2559 @@
       <w:pPr>
         <w:pStyle w:val="Cmsor2"/>
         <w:rPr>
-          <w:b w:val="0"/>
-        </w:rPr>
-      </w:pPr>
-      <w:bookmarkStart w:id="7" w:name="_Toc224030659"/>
-      <w:proofErr w:type="spellStart"/>
-      <w:r>
-        <w:rPr>
-          <w:b w:val="0"/>
-        </w:rPr>
-        <w:t>Core</w:t>
-      </w:r>
-      <w:proofErr w:type="spellEnd"/>
-      <w:r>
-        <w:rPr>
-          <w:b w:val="0"/>
-        </w:rPr>
-        <w:t xml:space="preserve"> </w:t>
-      </w:r>
-      <w:proofErr w:type="spellStart"/>
-      <w:r>
-        <w:rPr>
-          <w:b w:val="0"/>
-        </w:rPr>
-        <w:t>Layer</w:t>
-      </w:r>
-      <w:bookmarkEnd w:id="7"/>
-      <w:proofErr w:type="spellEnd"/>
-    </w:p>
-    <w:p>
-      <w:pPr>
-        <w:pStyle w:val="NormlWeb"/>
-        <w:rPr>
           <w:sz w:val="32"/>
           <w:szCs w:val="32"/>
         </w:rPr>
       </w:pPr>
+      <w:bookmarkStart w:id="6" w:name="_Toc224803401"/>
+      <w:proofErr w:type="spellStart"/>
       <w:r>
         <w:rPr>
           <w:sz w:val="32"/>
           <w:szCs w:val="32"/>
         </w:rPr>
-        <w:t>A központi hálózati gerinc.</w:t>
-      </w:r>
-    </w:p>
-    <w:p>
-      <w:pPr>
-        <w:pStyle w:val="Cmsor2"/>
-        <w:rPr>
-          <w:b w:val="0"/>
-        </w:rPr>
-      </w:pPr>
-      <w:bookmarkStart w:id="8" w:name="_Toc224030660"/>
-      <w:proofErr w:type="spellStart"/>
-      <w:r>
-        <w:rPr>
-          <w:b w:val="0"/>
-        </w:rPr>
-        <w:t>Distribution</w:t>
-      </w:r>
-      <w:proofErr w:type="spellEnd"/>
-      <w:r>
-        <w:rPr>
-          <w:b w:val="0"/>
-        </w:rPr>
-        <w:t xml:space="preserve"> </w:t>
-      </w:r>
-      <w:proofErr w:type="spellStart"/>
-      <w:r>
-        <w:rPr>
-          <w:b w:val="0"/>
-        </w:rPr>
-        <w:t>Layer</w:t>
-      </w:r>
-      <w:bookmarkEnd w:id="8"/>
-      <w:proofErr w:type="spellEnd"/>
-    </w:p>
-    <w:p>
-      <w:pPr>
-        <w:pStyle w:val="NormlWeb"/>
+        <w:t>Core</w:t>
+      </w:r>
+      <w:proofErr w:type="spellEnd"/>
+      <w:r>
         <w:rPr>
           <w:sz w:val="32"/>
           <w:szCs w:val="32"/>
         </w:rPr>
-      </w:pPr>
+        <w:t xml:space="preserve"> </w:t>
+      </w:r>
+      <w:proofErr w:type="spellStart"/>
       <w:r>
         <w:rPr>
           <w:sz w:val="32"/>
           <w:szCs w:val="32"/>
         </w:rPr>
-        <w:t xml:space="preserve">Telephelyek közötti </w:t>
-      </w:r>
-      <w:proofErr w:type="spellStart"/>
-      <w:r>
+        <w:t>Layer</w:t>
+      </w:r>
+      <w:bookmarkEnd w:id="6"/>
+      <w:proofErr w:type="spellEnd"/>
+    </w:p>
+    <w:p>
+      <w:pPr>
+        <w:pStyle w:val="NormlWeb"/>
         <w:rPr>
           <w:sz w:val="32"/>
           <w:szCs w:val="32"/>
         </w:rPr>
-        <w:t>routing</w:t>
-      </w:r>
-      <w:proofErr w:type="spellEnd"/>
+      </w:pPr>
       <w:r>
         <w:rPr>
           <w:sz w:val="32"/>
           <w:szCs w:val="32"/>
         </w:rPr>
-        <w:t xml:space="preserve"> és biztonsági szabályok.</w:t>
+        <w:t>A központi hálózati gerinc.</w:t>
       </w:r>
     </w:p>
     <w:p>
       <w:pPr>
         <w:pStyle w:val="Cmsor2"/>
-      </w:pPr>
-      <w:bookmarkStart w:id="9" w:name="_Toc224030661"/>
-      <w:r>
-        <w:t xml:space="preserve">Access </w:t>
-      </w:r>
-      <w:proofErr w:type="spellStart"/>
-      <w:r>
-        <w:t>Layer</w:t>
-      </w:r>
-      <w:bookmarkEnd w:id="9"/>
-      <w:proofErr w:type="spellEnd"/>
-    </w:p>
-    <w:p>
-      <w:pPr>
-        <w:pStyle w:val="NormlWeb"/>
         <w:rPr>
           <w:sz w:val="32"/>
           <w:szCs w:val="32"/>
         </w:rPr>
       </w:pPr>
+      <w:bookmarkStart w:id="7" w:name="_Toc224803402"/>
+      <w:proofErr w:type="spellStart"/>
       <w:r>
         <w:rPr>
           <w:sz w:val="32"/>
           <w:szCs w:val="32"/>
         </w:rPr>
+        <w:t>Distribution</w:t>
+      </w:r>
+      <w:proofErr w:type="spellEnd"/>
+      <w:r>
+        <w:rPr>
+          <w:sz w:val="32"/>
+          <w:szCs w:val="32"/>
+        </w:rPr>
+        <w:t xml:space="preserve"> </w:t>
+      </w:r>
+      <w:proofErr w:type="spellStart"/>
+      <w:r>
+        <w:rPr>
+          <w:sz w:val="32"/>
+          <w:szCs w:val="32"/>
+        </w:rPr>
+        <w:t>Layer</w:t>
+      </w:r>
+      <w:bookmarkEnd w:id="7"/>
+      <w:proofErr w:type="spellEnd"/>
+    </w:p>
+    <w:p>
+      <w:pPr>
+        <w:pStyle w:val="NormlWeb"/>
+        <w:rPr>
+          <w:sz w:val="32"/>
+          <w:szCs w:val="32"/>
+        </w:rPr>
+      </w:pPr>
+      <w:r>
+        <w:rPr>
+          <w:sz w:val="32"/>
+          <w:szCs w:val="32"/>
+        </w:rPr>
+        <w:t xml:space="preserve">Telephelyek közötti </w:t>
+      </w:r>
+      <w:proofErr w:type="spellStart"/>
+      <w:r>
+        <w:rPr>
+          <w:sz w:val="32"/>
+          <w:szCs w:val="32"/>
+        </w:rPr>
+        <w:t>routing</w:t>
+      </w:r>
+      <w:proofErr w:type="spellEnd"/>
+      <w:r>
+        <w:rPr>
+          <w:sz w:val="32"/>
+          <w:szCs w:val="32"/>
+        </w:rPr>
+        <w:t xml:space="preserve"> és biztonsági szabályok.</w:t>
+      </w:r>
+    </w:p>
+    <w:p>
+      <w:pPr>
+        <w:pStyle w:val="Cmsor2"/>
+        <w:rPr>
+          <w:sz w:val="32"/>
+          <w:szCs w:val="32"/>
+        </w:rPr>
+      </w:pPr>
+      <w:bookmarkStart w:id="8" w:name="_Toc224803403"/>
+      <w:r>
+        <w:rPr>
+          <w:sz w:val="32"/>
+          <w:szCs w:val="32"/>
+        </w:rPr>
+        <w:t xml:space="preserve">Access </w:t>
+      </w:r>
+      <w:proofErr w:type="spellStart"/>
+      <w:r>
+        <w:rPr>
+          <w:sz w:val="32"/>
+          <w:szCs w:val="32"/>
+        </w:rPr>
+        <w:t>Layer</w:t>
+      </w:r>
+      <w:bookmarkEnd w:id="8"/>
+      <w:proofErr w:type="spellEnd"/>
+    </w:p>
+    <w:p>
+      <w:pPr>
+        <w:pStyle w:val="NormlWeb"/>
+        <w:rPr>
+          <w:sz w:val="32"/>
+          <w:szCs w:val="32"/>
+        </w:rPr>
+      </w:pPr>
+      <w:r>
+        <w:rPr>
+          <w:sz w:val="32"/>
+          <w:szCs w:val="32"/>
+        </w:rPr>
         <w:t>Végfelhasználói eszközök csatlakoztatása.</w:t>
       </w:r>
+    </w:p>
+    <w:p/>
+    <w:p>
+      <w:pPr>
+        <w:pStyle w:val="Cmsor1"/>
+      </w:pPr>
+      <w:r>
+        <w:t xml:space="preserve"> </w:t>
+      </w:r>
+      <w:bookmarkStart w:id="9" w:name="_Toc224803404"/>
+      <w:r>
+        <w:rPr>
+          <w:rStyle w:val="Kiemels2"/>
+          <w:b w:val="0"/>
+          <w:bCs/>
+        </w:rPr>
+        <w:t>2. Eszközök bemutatása</w:t>
+      </w:r>
+      <w:bookmarkEnd w:id="9"/>
+      <w:r>
+        <w:rPr>
+          <w:rStyle w:val="Kiemels2"/>
+          <w:b w:val="0"/>
+          <w:bCs/>
+        </w:rPr>
+        <w:t xml:space="preserve"> </w:t>
+      </w:r>
+    </w:p>
+    <w:p>
+      <w:pPr>
+        <w:pStyle w:val="NormlWeb"/>
+      </w:pPr>
+      <w:r>
+        <w:t>A hálózati infrastruktúra kialakítása során különböző aktív eszközök kerültek alkalmazásra, amelyek biztosítják a hálózat megbízható működését, biztonságát és skálázhatóságát. A választásnál fontos szempont volt, hogy az eszközök vállalati környezetben is stabilan működjenek, és támogassák a szükséges szolgáltatásokat.</w:t>
+      </w:r>
+    </w:p>
+    <w:p>
+      <w:pPr>
+        <w:pStyle w:val="NormlWeb"/>
+      </w:pPr>
+      <w:r>
+        <w:t xml:space="preserve">A hálózat kulcselemei a </w:t>
+      </w:r>
+      <w:r>
+        <w:rPr>
+          <w:rStyle w:val="Kiemels2"/>
+        </w:rPr>
+        <w:t>routerek</w:t>
+      </w:r>
+      <w:r>
+        <w:t xml:space="preserve">, amelyek az OSI modell harmadik rétegén működnek, és a különböző hálózatok közötti adatforgalmat irányítják. A projekt során </w:t>
+      </w:r>
+      <w:r>
+        <w:rPr>
+          <w:rStyle w:val="Kiemels2"/>
+        </w:rPr>
+        <w:t>Cisco 1941</w:t>
+      </w:r>
+      <w:r>
+        <w:t xml:space="preserve"> típusú routerek kerültek alkalmazásra. Feladatuk a statikus és dinamikus útvonalválasztás (OSPF, EIGRP), az </w:t>
+      </w:r>
+      <w:proofErr w:type="spellStart"/>
+      <w:r>
+        <w:t>Inter</w:t>
+      </w:r>
+      <w:proofErr w:type="spellEnd"/>
+      <w:r>
+        <w:t>-VLAN kommunikáció biztosítása, valamint a belső hálózat internethez való csatlakoztatása NAT/PAT segítségével. Ezen kívül VPN kapcsolatok kialakítására is alkalmasak, így a telephelyek közötti biztonságos kommunikáció is megoldott.</w:t>
+      </w:r>
+    </w:p>
+    <w:p>
+      <w:pPr>
+        <w:pStyle w:val="NormlWeb"/>
+      </w:pPr>
+      <w:r>
+        <w:t xml:space="preserve">A hálózat másik fontos elemei a </w:t>
+      </w:r>
+      <w:proofErr w:type="spellStart"/>
+      <w:r>
+        <w:rPr>
+          <w:rStyle w:val="Kiemels2"/>
+        </w:rPr>
+        <w:t>switch</w:t>
+      </w:r>
+      <w:proofErr w:type="spellEnd"/>
+      <w:r>
+        <w:rPr>
+          <w:rStyle w:val="Kiemels2"/>
+        </w:rPr>
+        <w:t>-ek</w:t>
+      </w:r>
+      <w:r>
+        <w:t xml:space="preserve">, amelyek az OSI modell második rétegén működnek. A projektben </w:t>
+      </w:r>
+      <w:r>
+        <w:rPr>
+          <w:rStyle w:val="Kiemels2"/>
+        </w:rPr>
+        <w:t xml:space="preserve">Cisco </w:t>
+      </w:r>
+      <w:proofErr w:type="spellStart"/>
+      <w:r>
+        <w:rPr>
+          <w:rStyle w:val="Kiemels2"/>
+        </w:rPr>
+        <w:t>Catalyst</w:t>
+      </w:r>
+      <w:proofErr w:type="spellEnd"/>
+      <w:r>
+        <w:rPr>
+          <w:rStyle w:val="Kiemels2"/>
+        </w:rPr>
+        <w:t xml:space="preserve"> 2960</w:t>
+      </w:r>
+      <w:r>
+        <w:t xml:space="preserve"> típusú </w:t>
+      </w:r>
+      <w:proofErr w:type="spellStart"/>
+      <w:r>
+        <w:t>switch</w:t>
+      </w:r>
+      <w:proofErr w:type="spellEnd"/>
+      <w:r>
+        <w:t xml:space="preserve">-ek kerültek felhasználásra. Ezek biztosítják a végponti eszközök csatlakozását, VLAN-ok kialakítását, valamint a hálózat logikai szegmentációját. A </w:t>
+      </w:r>
+      <w:proofErr w:type="spellStart"/>
+      <w:r>
+        <w:t>switch</w:t>
+      </w:r>
+      <w:proofErr w:type="spellEnd"/>
+      <w:r>
+        <w:t>-ek főbb funkciói röviden:</w:t>
+      </w:r>
+    </w:p>
+    <w:p>
+      <w:pPr>
+        <w:pStyle w:val="NormlWeb"/>
+        <w:numPr>
+          <w:ilvl w:val="0"/>
+          <w:numId w:val="4"/>
+        </w:numPr>
+      </w:pPr>
+      <w:r>
+        <w:t>VLAN kezelés a logikai szegmentációhoz</w:t>
+      </w:r>
+    </w:p>
+    <w:p>
+      <w:pPr>
+        <w:pStyle w:val="NormlWeb"/>
+        <w:numPr>
+          <w:ilvl w:val="0"/>
+          <w:numId w:val="4"/>
+        </w:numPr>
+      </w:pPr>
+      <w:r>
+        <w:t>MAC cím alapú továbbítás</w:t>
+      </w:r>
+    </w:p>
+    <w:p>
+      <w:pPr>
+        <w:pStyle w:val="NormlWeb"/>
+        <w:numPr>
+          <w:ilvl w:val="0"/>
+          <w:numId w:val="4"/>
+        </w:numPr>
+      </w:pPr>
+      <w:proofErr w:type="spellStart"/>
+      <w:r>
+        <w:t>Trunk</w:t>
+      </w:r>
+      <w:proofErr w:type="spellEnd"/>
+      <w:r>
+        <w:t xml:space="preserve"> linkek több VLAN forgalmához</w:t>
+      </w:r>
+    </w:p>
+    <w:p>
+      <w:pPr>
+        <w:pStyle w:val="NormlWeb"/>
+        <w:numPr>
+          <w:ilvl w:val="0"/>
+          <w:numId w:val="4"/>
+        </w:numPr>
+      </w:pPr>
+      <w:r>
+        <w:t>STP a hurkok elkerülésére</w:t>
+      </w:r>
+    </w:p>
+    <w:p>
+      <w:pPr>
+        <w:pStyle w:val="NormlWeb"/>
+        <w:numPr>
+          <w:ilvl w:val="0"/>
+          <w:numId w:val="4"/>
+        </w:numPr>
+      </w:pPr>
+      <w:r>
+        <w:t xml:space="preserve">Port </w:t>
+      </w:r>
+      <w:proofErr w:type="spellStart"/>
+      <w:r>
+        <w:t>security</w:t>
+      </w:r>
+      <w:proofErr w:type="spellEnd"/>
+      <w:r>
+        <w:t xml:space="preserve"> a biztonság növelésére</w:t>
+      </w:r>
+    </w:p>
+    <w:p>
+      <w:pPr>
+        <w:pStyle w:val="NormlWeb"/>
+      </w:pPr>
+      <w:r>
+        <w:t xml:space="preserve">A </w:t>
+      </w:r>
+      <w:r>
+        <w:rPr>
+          <w:rStyle w:val="Kiemels2"/>
+        </w:rPr>
+        <w:t>tűzfal</w:t>
+      </w:r>
+      <w:r>
+        <w:t xml:space="preserve">, </w:t>
+      </w:r>
+      <w:r>
+        <w:rPr>
+          <w:rStyle w:val="Kiemels2"/>
+        </w:rPr>
+        <w:t>Cisco ASA</w:t>
+      </w:r>
+      <w:r>
+        <w:t xml:space="preserve">, a belső hálózat és az internet közötti forgalmat szabályozza. </w:t>
+      </w:r>
+      <w:proofErr w:type="spellStart"/>
+      <w:r>
+        <w:t>Stateful</w:t>
+      </w:r>
+      <w:proofErr w:type="spellEnd"/>
+      <w:r>
+        <w:t xml:space="preserve"> </w:t>
+      </w:r>
+      <w:proofErr w:type="spellStart"/>
+      <w:r>
+        <w:t>Packet</w:t>
+      </w:r>
+      <w:proofErr w:type="spellEnd"/>
+      <w:r>
+        <w:t xml:space="preserve"> </w:t>
+      </w:r>
+      <w:proofErr w:type="spellStart"/>
+      <w:r>
+        <w:t>Inspection</w:t>
+      </w:r>
+      <w:proofErr w:type="spellEnd"/>
+      <w:r>
+        <w:t xml:space="preserve"> technológiát alkalmaz, biztosítja a NAT/PAT kezelést, a VPN végpontokat, valamint védelmet nyújt </w:t>
+      </w:r>
+      <w:proofErr w:type="spellStart"/>
+      <w:r>
+        <w:t>DoS</w:t>
+      </w:r>
+      <w:proofErr w:type="spellEnd"/>
+      <w:r>
+        <w:t xml:space="preserve"> támadások ellen és kezeli a DMZ hálózatot.</w:t>
+      </w:r>
+    </w:p>
+    <w:p>
+      <w:pPr>
+        <w:pStyle w:val="NormlWeb"/>
+      </w:pPr>
+      <w:r>
+        <w:t xml:space="preserve">A hálózati szolgáltatásokat </w:t>
+      </w:r>
+      <w:r>
+        <w:rPr>
+          <w:rStyle w:val="Kiemels2"/>
+        </w:rPr>
+        <w:t>szerverek</w:t>
+      </w:r>
+      <w:r>
+        <w:t xml:space="preserve"> biztosítják. Linux szerverek DHCP-t, DNS-t és webes szolgáltatásokat nyújtanak, míg Windows Server a felhasználók kezelésére, csoportházirendek alkalmazására és fájlmegosztásra szolgál.</w:t>
+      </w:r>
+    </w:p>
+    <w:p>
+      <w:pPr>
+        <w:pStyle w:val="NormlWeb"/>
+      </w:pPr>
+      <w:r>
+        <w:t xml:space="preserve">A hálózat </w:t>
+      </w:r>
+      <w:r>
+        <w:rPr>
+          <w:rStyle w:val="Kiemels2"/>
+        </w:rPr>
+        <w:t>vezeték nélküli részét</w:t>
+      </w:r>
+      <w:r>
+        <w:t xml:space="preserve"> a </w:t>
+      </w:r>
+      <w:proofErr w:type="spellStart"/>
+      <w:r>
+        <w:t>Wi</w:t>
+      </w:r>
+      <w:proofErr w:type="spellEnd"/>
+      <w:r>
+        <w:t xml:space="preserve">-Fi hálózat alkotja, amely elsősorban az </w:t>
+      </w:r>
+      <w:proofErr w:type="spellStart"/>
+      <w:r>
+        <w:t>IoT</w:t>
+      </w:r>
+      <w:proofErr w:type="spellEnd"/>
+      <w:r>
+        <w:t xml:space="preserve"> eszközöket szolgálja ki. Biztonsági megoldások: WPA3 titkosítás és 802.1X hitelesítés. Külön SSID-k: vállalati és </w:t>
+      </w:r>
+      <w:proofErr w:type="spellStart"/>
+      <w:r>
+        <w:t>IoT</w:t>
+      </w:r>
+      <w:proofErr w:type="spellEnd"/>
+      <w:r>
+        <w:t xml:space="preserve"> hálózat.</w:t>
+      </w:r>
+    </w:p>
+    <w:p>
+      <w:pPr>
+        <w:pStyle w:val="NormlWeb"/>
+      </w:pPr>
+      <w:r>
+        <w:t xml:space="preserve">Az </w:t>
+      </w:r>
+      <w:proofErr w:type="spellStart"/>
+      <w:r>
+        <w:rPr>
+          <w:rStyle w:val="Kiemels2"/>
+        </w:rPr>
+        <w:t>IoT</w:t>
+      </w:r>
+      <w:proofErr w:type="spellEnd"/>
+      <w:r>
+        <w:rPr>
+          <w:rStyle w:val="Kiemels2"/>
+        </w:rPr>
+        <w:t xml:space="preserve"> eszközök</w:t>
+      </w:r>
+      <w:r>
+        <w:t>, például ESP32 mikrokontrollerek, okostelefonok és szenzorok, külön VLAN-</w:t>
+      </w:r>
+      <w:proofErr w:type="spellStart"/>
+      <w:r>
+        <w:t>ba</w:t>
+      </w:r>
+      <w:proofErr w:type="spellEnd"/>
+      <w:r>
+        <w:t xml:space="preserve"> kerültek, és MQTT protokoll segítségével kommunikálnak egy központi </w:t>
+      </w:r>
+      <w:proofErr w:type="spellStart"/>
+      <w:r>
+        <w:t>brokerrel</w:t>
+      </w:r>
+      <w:proofErr w:type="spellEnd"/>
+      <w:r>
+        <w:t xml:space="preserve"> (</w:t>
+      </w:r>
+      <w:proofErr w:type="spellStart"/>
+      <w:r>
+        <w:t>Raspberry</w:t>
+      </w:r>
+      <w:proofErr w:type="spellEnd"/>
+      <w:r>
+        <w:t xml:space="preserve"> Pi). Hozzáférésük korlátozott, csak a szükséges szolgáltatások engedélyezettek.</w:t>
+      </w:r>
+    </w:p>
+    <w:p>
+      <w:pPr>
+        <w:pStyle w:val="NormlWeb"/>
+      </w:pPr>
+      <w:r>
+        <w:t xml:space="preserve">A hálózat </w:t>
+      </w:r>
+      <w:r>
+        <w:rPr>
+          <w:rStyle w:val="Kiemels2"/>
+        </w:rPr>
+        <w:t>végponti eszközei</w:t>
+      </w:r>
+      <w:r>
+        <w:t xml:space="preserve"> asztali számítógépek, laptopok és mobil eszközök, amelyek a felhasználók számára biztosítják a hálózati szolgáltatások elérését. A telephelyek közötti kapcsolat </w:t>
+      </w:r>
+      <w:r>
+        <w:rPr>
+          <w:rStyle w:val="Kiemels2"/>
+        </w:rPr>
+        <w:t>WAN-</w:t>
+      </w:r>
+      <w:proofErr w:type="spellStart"/>
+      <w:r>
+        <w:rPr>
+          <w:rStyle w:val="Kiemels2"/>
+        </w:rPr>
+        <w:t>on</w:t>
+      </w:r>
+      <w:proofErr w:type="spellEnd"/>
+      <w:r>
+        <w:t xml:space="preserve"> keresztül történik, MPLS hálózat vagy tartalék </w:t>
+      </w:r>
+      <w:proofErr w:type="spellStart"/>
+      <w:r>
+        <w:t>IPsec</w:t>
+      </w:r>
+      <w:proofErr w:type="spellEnd"/>
+      <w:r>
+        <w:t xml:space="preserve"> VPN segítségével.</w:t>
+      </w:r>
+    </w:p>
+    <w:p>
+      <w:pPr>
+        <w:pStyle w:val="NormlWeb"/>
+      </w:pPr>
+      <w:r>
+        <w:t>Összességében az alkalmazott eszközök egy stabil, biztonságos és skálázható hálózati rendszert alkotnak, amely megfelel egy modern vállalati környezet követelményeinek.</w:t>
+      </w:r>
+    </w:p>
+    <w:p>
+      <w:pPr>
+        <w:pStyle w:val="Cmsor1"/>
+      </w:pPr>
+      <w:r>
+        <w:br w:type="page"/>
+      </w:r>
+      <w:bookmarkStart w:id="10" w:name="_Toc224803405"/>
+      <w:r>
+        <w:rPr>
+          <w:rStyle w:val="Kiemels2"/>
+          <w:b w:val="0"/>
+          <w:bCs/>
+        </w:rPr>
+        <w:lastRenderedPageBreak/>
+        <w:t>3</w:t>
+      </w:r>
+      <w:r>
+        <w:rPr>
+          <w:rStyle w:val="Kiemels2"/>
+          <w:b w:val="0"/>
+          <w:bCs/>
+        </w:rPr>
+        <w:t>. Fizikai topológia</w:t>
+      </w:r>
+      <w:bookmarkEnd w:id="10"/>
+      <w:r>
+        <w:rPr>
+          <w:rStyle w:val="Kiemels2"/>
+          <w:b w:val="0"/>
+          <w:bCs/>
+        </w:rPr>
+        <w:t xml:space="preserve"> </w:t>
+      </w:r>
+    </w:p>
+    <w:p>
+      <w:pPr>
+        <w:pStyle w:val="NormlWeb"/>
+      </w:pPr>
+      <w:r>
+        <w:t xml:space="preserve">A fizikai topológia a hálózat eszközeinek tényleges elhelyezkedését és összeköttetéseit mutatja be. A projekt egy három telephelyes, hierarchikus és részben redundáns vállalati hálózatot valósít meg, amely biztosítja a stabil működést, a könnyű bővíthetőséget és a hibák gyors </w:t>
+      </w:r>
+      <w:proofErr w:type="spellStart"/>
+      <w:r>
+        <w:t>lokalizálhatóságát</w:t>
+      </w:r>
+      <w:proofErr w:type="spellEnd"/>
+      <w:r>
+        <w:t>.</w:t>
+      </w:r>
+    </w:p>
+    <w:p>
+      <w:pPr>
+        <w:pStyle w:val="NormlWeb"/>
+      </w:pPr>
+      <w:r>
+        <w:t xml:space="preserve">A hálózat három fő részből áll. A központi hálózat magában foglal </w:t>
+      </w:r>
+      <w:r>
+        <w:rPr>
+          <w:rStyle w:val="Kiemels2"/>
+        </w:rPr>
+        <w:t>két redundáns routert, egy tűzfalat, a WAN/</w:t>
+      </w:r>
+      <w:proofErr w:type="spellStart"/>
+      <w:r>
+        <w:rPr>
+          <w:rStyle w:val="Kiemels2"/>
+        </w:rPr>
+        <w:t>Cloud</w:t>
+      </w:r>
+      <w:proofErr w:type="spellEnd"/>
+      <w:r>
+        <w:rPr>
+          <w:rStyle w:val="Kiemels2"/>
+        </w:rPr>
+        <w:t xml:space="preserve"> kapcsolatot és a </w:t>
+      </w:r>
+      <w:proofErr w:type="spellStart"/>
+      <w:r>
+        <w:rPr>
+          <w:rStyle w:val="Kiemels2"/>
+        </w:rPr>
+        <w:t>core</w:t>
+      </w:r>
+      <w:proofErr w:type="spellEnd"/>
+      <w:r>
+        <w:rPr>
+          <w:rStyle w:val="Kiemels2"/>
+        </w:rPr>
+        <w:t xml:space="preserve"> </w:t>
+      </w:r>
+      <w:proofErr w:type="spellStart"/>
+      <w:r>
+        <w:rPr>
+          <w:rStyle w:val="Kiemels2"/>
+        </w:rPr>
+        <w:t>switchet</w:t>
+      </w:r>
+      <w:proofErr w:type="spellEnd"/>
+      <w:r>
+        <w:t xml:space="preserve">. Ez a rész biztosítja az internetkapcsolat kezelését, a telephelyek közötti kommunikációt, valamint a belső hálózat biztonságát. A két router redundáns működésével és virtuális </w:t>
+      </w:r>
+      <w:proofErr w:type="spellStart"/>
+      <w:r>
+        <w:t>gateway</w:t>
+      </w:r>
+      <w:proofErr w:type="spellEnd"/>
+      <w:r>
+        <w:t xml:space="preserve"> használatával a rendszer magas rendelkezésre állást garantál. A </w:t>
+      </w:r>
+      <w:proofErr w:type="spellStart"/>
+      <w:r>
+        <w:t>core</w:t>
+      </w:r>
+      <w:proofErr w:type="spellEnd"/>
+      <w:r>
+        <w:t xml:space="preserve"> </w:t>
+      </w:r>
+      <w:proofErr w:type="spellStart"/>
+      <w:r>
+        <w:t>switch</w:t>
+      </w:r>
+      <w:proofErr w:type="spellEnd"/>
+      <w:r>
+        <w:t xml:space="preserve"> összeköti a központi eszközöket, </w:t>
+      </w:r>
+      <w:proofErr w:type="spellStart"/>
+      <w:r>
+        <w:t>trunk</w:t>
+      </w:r>
+      <w:proofErr w:type="spellEnd"/>
+      <w:r>
+        <w:t xml:space="preserve"> kapcsolatokat biztosítva a további hálózati szegmensek felé.</w:t>
+      </w:r>
+    </w:p>
+    <w:p>
+      <w:pPr>
+        <w:pStyle w:val="NormlWeb"/>
+      </w:pPr>
+      <w:r>
+        <w:t xml:space="preserve">A </w:t>
+      </w:r>
+      <w:r>
+        <w:rPr>
+          <w:rStyle w:val="Kiemels2"/>
+        </w:rPr>
+        <w:t>Gyár 1 telephely</w:t>
+      </w:r>
+      <w:r>
+        <w:t xml:space="preserve"> a gyártási folyamatokat támogatja. Egy </w:t>
+      </w:r>
+      <w:proofErr w:type="spellStart"/>
+      <w:r>
+        <w:t>access</w:t>
+      </w:r>
+      <w:proofErr w:type="spellEnd"/>
+      <w:r>
+        <w:t xml:space="preserve"> </w:t>
+      </w:r>
+      <w:proofErr w:type="spellStart"/>
+      <w:r>
+        <w:t>switch</w:t>
+      </w:r>
+      <w:proofErr w:type="spellEnd"/>
+      <w:r>
+        <w:t xml:space="preserve"> biztosítja a végponti eszközök (PC, laptop, szerver) csatlakozását. Minden eszköz közvetlenül a </w:t>
+      </w:r>
+      <w:proofErr w:type="spellStart"/>
+      <w:r>
+        <w:t>switch-hez</w:t>
+      </w:r>
+      <w:proofErr w:type="spellEnd"/>
+      <w:r>
+        <w:t xml:space="preserve"> kapcsolódik, amely </w:t>
+      </w:r>
+      <w:proofErr w:type="spellStart"/>
+      <w:r>
+        <w:t>uplink</w:t>
+      </w:r>
+      <w:proofErr w:type="spellEnd"/>
+      <w:r>
+        <w:t xml:space="preserve"> kapcsolaton keresztül csatlakozik a központi hálózathoz. A telephely fizikai topológiája csillag alapú, ami lehetővé teszi a hibák gyors lokalizálását és az egyszerű bővíthetőséget.</w:t>
+      </w:r>
+    </w:p>
+    <w:p>
+      <w:pPr>
+        <w:pStyle w:val="NormlWeb"/>
+      </w:pPr>
+      <w:r>
+        <w:t xml:space="preserve">A </w:t>
+      </w:r>
+      <w:r>
+        <w:rPr>
+          <w:rStyle w:val="Kiemels2"/>
+        </w:rPr>
+        <w:t>Gyár 2 telephely</w:t>
+      </w:r>
+      <w:r>
+        <w:t xml:space="preserve"> az értékesítési és </w:t>
+      </w:r>
+      <w:proofErr w:type="spellStart"/>
+      <w:r>
+        <w:t>IoT</w:t>
+      </w:r>
+      <w:proofErr w:type="spellEnd"/>
+      <w:r>
+        <w:t xml:space="preserve"> rendszereket tartalmazza. A helyi </w:t>
+      </w:r>
+      <w:proofErr w:type="spellStart"/>
+      <w:r>
+        <w:t>switch</w:t>
+      </w:r>
+      <w:proofErr w:type="spellEnd"/>
+      <w:r>
+        <w:t xml:space="preserve"> biztosítja a kapcsolatot a végponti eszközök, szerverek és </w:t>
+      </w:r>
+      <w:proofErr w:type="spellStart"/>
+      <w:r>
+        <w:t>IoT</w:t>
+      </w:r>
+      <w:proofErr w:type="spellEnd"/>
+      <w:r>
+        <w:t xml:space="preserve"> eszközök között, míg a helyi router kezeli a telephelyi forgalmat és VPN kapcsolat kialakítására is képes. A </w:t>
+      </w:r>
+      <w:proofErr w:type="spellStart"/>
+      <w:r>
+        <w:t>Wi</w:t>
+      </w:r>
+      <w:proofErr w:type="spellEnd"/>
+      <w:r>
+        <w:t xml:space="preserve">-Fi hálózat külön SSID-ket használ a vállalati és az </w:t>
+      </w:r>
+      <w:proofErr w:type="spellStart"/>
+      <w:r>
+        <w:t>IoT</w:t>
+      </w:r>
+      <w:proofErr w:type="spellEnd"/>
+      <w:r>
+        <w:t xml:space="preserve"> eszközök számára, biztonságukat WPA3 titkosítás és 802.1X hitelesítés biztosítja. Az </w:t>
+      </w:r>
+      <w:proofErr w:type="spellStart"/>
+      <w:r>
+        <w:t>IoT</w:t>
+      </w:r>
+      <w:proofErr w:type="spellEnd"/>
+      <w:r>
+        <w:t xml:space="preserve"> eszközök (ESP32 mikrokontrollerek, okostelefonok, szenzorok) külön VLAN-ban és izolált fizikai szegmensben helyezkednek el, MQTT protokoll segítségével kommunikálva a központi </w:t>
+      </w:r>
+      <w:proofErr w:type="spellStart"/>
+      <w:r>
+        <w:t>brokerrel</w:t>
+      </w:r>
+      <w:proofErr w:type="spellEnd"/>
+      <w:r>
+        <w:t>. A hozzáférésük korlátozott, csak a szükséges szolgáltatások engedélyezettek.</w:t>
+      </w:r>
+    </w:p>
+    <w:p>
+      <w:pPr>
+        <w:pStyle w:val="NormlWeb"/>
+      </w:pPr>
+      <w:r>
+        <w:t>A hálózatban többféle fizikai kapcsolat található, amelyeket érdemes kiemelni:</w:t>
+      </w:r>
+    </w:p>
+    <w:p>
+      <w:pPr>
+        <w:pStyle w:val="NormlWeb"/>
+        <w:numPr>
+          <w:ilvl w:val="0"/>
+          <w:numId w:val="5"/>
+        </w:numPr>
+      </w:pPr>
+      <w:r>
+        <w:rPr>
+          <w:rStyle w:val="Kiemels2"/>
+        </w:rPr>
+        <w:t>Ethernet kábellel</w:t>
+      </w:r>
+      <w:r>
+        <w:t xml:space="preserve"> csatlakoznak a végpontok a </w:t>
+      </w:r>
+      <w:proofErr w:type="spellStart"/>
+      <w:r>
+        <w:t>switch-ekhez</w:t>
+      </w:r>
+      <w:proofErr w:type="spellEnd"/>
+      <w:r>
+        <w:t xml:space="preserve"> és a routerekhez</w:t>
+      </w:r>
+    </w:p>
+    <w:p>
+      <w:pPr>
+        <w:pStyle w:val="NormlWeb"/>
+        <w:numPr>
+          <w:ilvl w:val="0"/>
+          <w:numId w:val="5"/>
+        </w:numPr>
+      </w:pPr>
+      <w:proofErr w:type="spellStart"/>
+      <w:r>
+        <w:rPr>
+          <w:rStyle w:val="Kiemels2"/>
+        </w:rPr>
+        <w:t>Trunk</w:t>
+      </w:r>
+      <w:proofErr w:type="spellEnd"/>
+      <w:r>
+        <w:rPr>
+          <w:rStyle w:val="Kiemels2"/>
+        </w:rPr>
+        <w:t xml:space="preserve"> linkek</w:t>
+      </w:r>
+      <w:r>
+        <w:t xml:space="preserve"> a </w:t>
+      </w:r>
+      <w:proofErr w:type="spellStart"/>
+      <w:r>
+        <w:t>switch</w:t>
+      </w:r>
+      <w:proofErr w:type="spellEnd"/>
+      <w:r>
+        <w:t xml:space="preserve">-ek és a </w:t>
+      </w:r>
+      <w:proofErr w:type="spellStart"/>
+      <w:r>
+        <w:t>core</w:t>
+      </w:r>
+      <w:proofErr w:type="spellEnd"/>
+      <w:r>
+        <w:t xml:space="preserve"> kapcsolat között</w:t>
+      </w:r>
+    </w:p>
+    <w:p>
+      <w:pPr>
+        <w:pStyle w:val="NormlWeb"/>
+        <w:numPr>
+          <w:ilvl w:val="0"/>
+          <w:numId w:val="5"/>
+        </w:numPr>
+      </w:pPr>
+      <w:r>
+        <w:rPr>
+          <w:rStyle w:val="Kiemels2"/>
+        </w:rPr>
+        <w:t>WAN kapcsolat</w:t>
+      </w:r>
+      <w:r>
+        <w:t xml:space="preserve"> a központi routereken keresztül biztosítja a telephelyek közötti kommunikációt</w:t>
+      </w:r>
+    </w:p>
+    <w:p>
+      <w:pPr>
+        <w:pStyle w:val="NormlWeb"/>
+      </w:pPr>
+      <w:r>
+        <w:t xml:space="preserve">A hálózat strukturált kábelezést használ, UTP Cat5e/Cat6 kábelekkel, patch panelek segítségével, </w:t>
+      </w:r>
+      <w:proofErr w:type="spellStart"/>
+      <w:r>
+        <w:t>rack</w:t>
+      </w:r>
+      <w:proofErr w:type="spellEnd"/>
+      <w:r>
+        <w:t xml:space="preserve"> szekrényekben elhelyezve. Ez a kialakítás jól skálázható, redundáns, és lehetővé teszi a hibák gyors lokalizálását. Bár előfordulhat </w:t>
+      </w:r>
+      <w:proofErr w:type="spellStart"/>
+      <w:r>
+        <w:t>switch</w:t>
+      </w:r>
+      <w:proofErr w:type="spellEnd"/>
+      <w:r>
+        <w:t xml:space="preserve"> vagy router meghibásodás, illetve </w:t>
+      </w:r>
+      <w:proofErr w:type="spellStart"/>
+      <w:r>
+        <w:t>uplink</w:t>
+      </w:r>
+      <w:proofErr w:type="spellEnd"/>
+      <w:r>
+        <w:t xml:space="preserve"> kiesés, a rendszer redundanciával, backup linkekkel és monitoring rendszerrel biztosítja a folyamatos működést.</w:t>
+      </w:r>
+    </w:p>
+    <w:p>
+      <w:pPr>
+        <w:pStyle w:val="NormlWeb"/>
+      </w:pPr>
+    </w:p>
+    <w:p>
+      <w:pPr>
+        <w:rPr>
+          <w:rFonts w:ascii="Times New Roman" w:eastAsia="Times New Roman" w:hAnsi="Times New Roman" w:cs="Times New Roman"/>
+          <w:sz w:val="24"/>
+          <w:szCs w:val="24"/>
+          <w:lang w:eastAsia="hu-HU"/>
+        </w:rPr>
+      </w:pPr>
+      <w:r>
+        <w:br w:type="page"/>
+      </w:r>
+    </w:p>
+    <w:p>
+      <w:pPr>
+        <w:pStyle w:val="Cmsor1"/>
+      </w:pPr>
+      <w:r>
+        <w:lastRenderedPageBreak/>
+        <w:t xml:space="preserve"> </w:t>
+      </w:r>
+      <w:r>
+        <w:rPr>
+          <w:rStyle w:val="Kiemels2"/>
+          <w:b w:val="0"/>
+          <w:bCs/>
+        </w:rPr>
+        <w:t>4</w:t>
+      </w:r>
+      <w:r>
+        <w:rPr>
+          <w:rStyle w:val="Kiemels2"/>
+          <w:b w:val="0"/>
+          <w:bCs/>
+        </w:rPr>
+        <w:t>. Logikai topológia és eszközkonfiguráció</w:t>
+      </w:r>
+    </w:p>
+    <w:p>
+      <w:pPr>
+        <w:pStyle w:val="NormlWeb"/>
+      </w:pPr>
+      <w:r>
+        <w:t xml:space="preserve">A logikai topológia a hálózat működését és az adatforgalom irányát mutatja, függetlenül a fizikai elhelyezkedéstől. A három telephely közötti kommunikáció VLAN-ok és IP-alhálózatok segítségével valósul meg, a forgalmat a megfelelő routerek, </w:t>
+      </w:r>
+      <w:proofErr w:type="spellStart"/>
+      <w:r>
+        <w:t>switch</w:t>
+      </w:r>
+      <w:proofErr w:type="spellEnd"/>
+      <w:r>
+        <w:t>-ek és tűzfalak irányítják.</w:t>
+      </w:r>
+    </w:p>
+    <w:p>
+      <w:pPr>
+        <w:pStyle w:val="NormlWeb"/>
+      </w:pPr>
+      <w:r>
+        <w:t xml:space="preserve">A </w:t>
+      </w:r>
+      <w:r>
+        <w:rPr>
+          <w:rStyle w:val="Kiemels2"/>
+        </w:rPr>
+        <w:t>routerek</w:t>
+      </w:r>
+      <w:r>
+        <w:t xml:space="preserve"> IP-címek alapján irányítják a csomagokat a hálózatok között. A központi routerek statikus és OSPF protokollt használnak, így automatikusan választják ki a legrövidebb útvonalat. </w:t>
+      </w:r>
+      <w:proofErr w:type="spellStart"/>
+      <w:r>
+        <w:t>Inter</w:t>
+      </w:r>
+      <w:proofErr w:type="spellEnd"/>
+      <w:r>
+        <w:t xml:space="preserve">-VLAN </w:t>
+      </w:r>
+      <w:proofErr w:type="spellStart"/>
+      <w:r>
+        <w:t>routingot</w:t>
+      </w:r>
+      <w:proofErr w:type="spellEnd"/>
+      <w:r>
+        <w:t xml:space="preserve"> is kezelnek, NAT/PAT segítségével a belső hálózat IP-címei publikussá alakíthatók, VPN végpontokkal biztosítva a telephelyek közötti titkosított kapcsolatot.</w:t>
+      </w:r>
+    </w:p>
+    <w:p>
+      <w:pPr>
+        <w:pStyle w:val="NormlWeb"/>
+      </w:pPr>
+      <w:r>
+        <w:t xml:space="preserve">A </w:t>
+      </w:r>
+      <w:proofErr w:type="spellStart"/>
+      <w:r>
+        <w:rPr>
+          <w:rStyle w:val="Kiemels2"/>
+        </w:rPr>
+        <w:t>switch</w:t>
+      </w:r>
+      <w:proofErr w:type="spellEnd"/>
+      <w:r>
+        <w:rPr>
+          <w:rStyle w:val="Kiemels2"/>
+        </w:rPr>
+        <w:t>-ek</w:t>
+      </w:r>
+      <w:r>
+        <w:t xml:space="preserve"> VLAN-ok elkülönítését és a végponti forgalom kezelését végzik. MAC-cím alapján továbbítják a kereteket, </w:t>
+      </w:r>
+      <w:proofErr w:type="spellStart"/>
+      <w:r>
+        <w:t>trunk</w:t>
+      </w:r>
+      <w:proofErr w:type="spellEnd"/>
+      <w:r>
+        <w:t xml:space="preserve"> linkeken több VLAN forgalmát kezelik, a </w:t>
+      </w:r>
+      <w:proofErr w:type="spellStart"/>
+      <w:r>
+        <w:t>Spanning</w:t>
+      </w:r>
+      <w:proofErr w:type="spellEnd"/>
+      <w:r>
+        <w:t xml:space="preserve"> </w:t>
+      </w:r>
+      <w:proofErr w:type="spellStart"/>
+      <w:r>
+        <w:t>Tree</w:t>
+      </w:r>
+      <w:proofErr w:type="spellEnd"/>
+      <w:r>
+        <w:t xml:space="preserve"> </w:t>
+      </w:r>
+      <w:proofErr w:type="spellStart"/>
+      <w:r>
+        <w:t>Protocol</w:t>
+      </w:r>
+      <w:proofErr w:type="spellEnd"/>
+      <w:r>
+        <w:t xml:space="preserve"> pedig megelőzi a hurkok kialakulását. Port </w:t>
+      </w:r>
+      <w:proofErr w:type="spellStart"/>
+      <w:r>
+        <w:t>security</w:t>
+      </w:r>
+      <w:proofErr w:type="spellEnd"/>
+      <w:r>
+        <w:t xml:space="preserve"> és 802.1X hitelesítés biztosítja az illetéktelen eszközök elleni védelmet.</w:t>
+      </w:r>
+    </w:p>
+    <w:p>
+      <w:pPr>
+        <w:pStyle w:val="NormlWeb"/>
+      </w:pPr>
+      <w:r>
+        <w:t xml:space="preserve">A </w:t>
+      </w:r>
+      <w:r>
+        <w:rPr>
+          <w:rStyle w:val="Kiemels2"/>
+        </w:rPr>
+        <w:t>tűzfal</w:t>
+      </w:r>
+      <w:r>
+        <w:t xml:space="preserve"> (Cisco ASA) a belső hálózat és a WAN között helyezkedik el, </w:t>
+      </w:r>
+      <w:proofErr w:type="spellStart"/>
+      <w:r>
+        <w:t>stateful</w:t>
+      </w:r>
+      <w:proofErr w:type="spellEnd"/>
+      <w:r>
+        <w:t xml:space="preserve"> </w:t>
+      </w:r>
+      <w:proofErr w:type="spellStart"/>
+      <w:r>
+        <w:t>inspection</w:t>
+      </w:r>
+      <w:proofErr w:type="spellEnd"/>
+      <w:r>
+        <w:t xml:space="preserve"> segítségével figyeli a forgalmat. ACL-</w:t>
+      </w:r>
+      <w:proofErr w:type="spellStart"/>
+      <w:r>
+        <w:t>ekkel</w:t>
+      </w:r>
+      <w:proofErr w:type="spellEnd"/>
+      <w:r>
+        <w:t xml:space="preserve"> szűri a csomagokat, kezeli a NAT/PAT-t, VPN végpontokat biztosít, véd a </w:t>
+      </w:r>
+      <w:proofErr w:type="spellStart"/>
+      <w:r>
+        <w:t>DoS</w:t>
+      </w:r>
+      <w:proofErr w:type="spellEnd"/>
+      <w:r>
+        <w:t xml:space="preserve"> támadások ellen, és kezeli a DMZ hálózatot.</w:t>
+      </w:r>
+    </w:p>
+    <w:p>
+      <w:pPr>
+        <w:pStyle w:val="NormlWeb"/>
+      </w:pPr>
+      <w:r>
+        <w:t xml:space="preserve">A </w:t>
+      </w:r>
+      <w:r>
+        <w:rPr>
+          <w:rStyle w:val="Kiemels2"/>
+        </w:rPr>
+        <w:t>szerverek</w:t>
+      </w:r>
+      <w:r>
+        <w:t xml:space="preserve"> logikailag VLAN-okhoz vannak rendelve. Linux szerverek DHCP-t, DNS-t és webes szolgáltatásokat nyújtanak, míg Windows Server a felhasználókezelést és csoportházirendeket biztosítja.</w:t>
+      </w:r>
+    </w:p>
+    <w:p>
+      <w:pPr>
+        <w:pStyle w:val="NormlWeb"/>
+      </w:pPr>
+      <w:r>
+        <w:t xml:space="preserve">A hálózat </w:t>
+      </w:r>
+      <w:r>
+        <w:rPr>
+          <w:rStyle w:val="Kiemels2"/>
+        </w:rPr>
+        <w:t>vezeték nélküli szegmense</w:t>
+      </w:r>
+      <w:r>
+        <w:t xml:space="preserve"> az </w:t>
+      </w:r>
+      <w:proofErr w:type="spellStart"/>
+      <w:r>
+        <w:t>IoT</w:t>
+      </w:r>
+      <w:proofErr w:type="spellEnd"/>
+      <w:r>
+        <w:t xml:space="preserve"> eszközöket szolgálja. WPA3 és 802.1X biztosítja a védelmet, külön SSID-ket használva vállalati és </w:t>
+      </w:r>
+      <w:proofErr w:type="spellStart"/>
+      <w:r>
+        <w:t>IoT</w:t>
+      </w:r>
+      <w:proofErr w:type="spellEnd"/>
+      <w:r>
+        <w:t xml:space="preserve"> eszközöknek. Az </w:t>
+      </w:r>
+      <w:proofErr w:type="spellStart"/>
+      <w:r>
+        <w:t>IoT</w:t>
+      </w:r>
+      <w:proofErr w:type="spellEnd"/>
+      <w:r>
+        <w:t xml:space="preserve"> eszközök logikailag külön VLAN-ban működnek, MQTT protokollon keresztül kommunikálnak a központi </w:t>
+      </w:r>
+      <w:proofErr w:type="spellStart"/>
+      <w:r>
+        <w:t>brokerrel</w:t>
+      </w:r>
+      <w:proofErr w:type="spellEnd"/>
+      <w:r>
+        <w:t>, hozzáférésük korlátozott.</w:t>
+      </w:r>
+    </w:p>
+    <w:p>
+      <w:pPr>
+        <w:pStyle w:val="NormlWeb"/>
+      </w:pPr>
+      <w:r>
+        <w:t xml:space="preserve">A </w:t>
+      </w:r>
+      <w:r>
+        <w:rPr>
+          <w:rStyle w:val="Kiemels2"/>
+        </w:rPr>
+        <w:t>fő IP-cím struktúra és VLAN-ok:</w:t>
+      </w:r>
+    </w:p>
+    <w:p>
+      <w:pPr>
+        <w:pStyle w:val="NormlWeb"/>
+        <w:numPr>
+          <w:ilvl w:val="0"/>
+          <w:numId w:val="6"/>
+        </w:numPr>
+      </w:pPr>
+      <w:r>
+        <w:t xml:space="preserve">Központi hálózat: 10.0.0.0/24, </w:t>
+      </w:r>
+      <w:proofErr w:type="spellStart"/>
+      <w:r>
+        <w:t>Core</w:t>
+      </w:r>
+      <w:proofErr w:type="spellEnd"/>
+      <w:r>
+        <w:t xml:space="preserve"> VLAN 1</w:t>
+      </w:r>
+    </w:p>
+    <w:p>
+      <w:pPr>
+        <w:pStyle w:val="NormlWeb"/>
+        <w:numPr>
+          <w:ilvl w:val="0"/>
+          <w:numId w:val="6"/>
+        </w:numPr>
+      </w:pPr>
+      <w:r>
+        <w:t>Gyár 1 telephely: 10.1.0.0/24, VLAN 10</w:t>
+      </w:r>
+    </w:p>
+    <w:p>
+      <w:pPr>
+        <w:pStyle w:val="NormlWeb"/>
+        <w:numPr>
+          <w:ilvl w:val="0"/>
+          <w:numId w:val="6"/>
+        </w:numPr>
+      </w:pPr>
+      <w:r>
+        <w:t>Gyár 2 telephely: 10.2.0.0/24, VLAN 20</w:t>
+      </w:r>
+    </w:p>
+    <w:p>
+      <w:pPr>
+        <w:pStyle w:val="NormlWeb"/>
+        <w:numPr>
+          <w:ilvl w:val="0"/>
+          <w:numId w:val="6"/>
+        </w:numPr>
+      </w:pPr>
+      <w:proofErr w:type="spellStart"/>
+      <w:r>
+        <w:t>IoT</w:t>
+      </w:r>
+      <w:proofErr w:type="spellEnd"/>
+      <w:r>
+        <w:t xml:space="preserve"> eszközök: 10.3.0.0/24, VLAN 30</w:t>
+      </w:r>
+    </w:p>
+    <w:p>
+      <w:pPr>
+        <w:pStyle w:val="NormlWeb"/>
+      </w:pPr>
+      <w:r>
+        <w:t xml:space="preserve">A logikai topológia előnye, hogy a forgalom szegmentált, biztonságos és könnyen menedzselhető, miközben a VLAN-ok és a </w:t>
+      </w:r>
+      <w:proofErr w:type="spellStart"/>
+      <w:r>
+        <w:t>routing</w:t>
+      </w:r>
+      <w:proofErr w:type="spellEnd"/>
+      <w:r>
+        <w:t xml:space="preserve"> biztosítják a hatékony telephelyek közötti kommunikációt.</w:t>
+      </w:r>
+    </w:p>
+    <w:p>
+      <w:pPr>
+        <w:rPr>
+          <w:rFonts w:ascii="Times New Roman" w:eastAsia="Times New Roman" w:hAnsi="Times New Roman" w:cs="Times New Roman"/>
+          <w:sz w:val="24"/>
+          <w:szCs w:val="24"/>
+          <w:lang w:eastAsia="hu-HU"/>
+        </w:rPr>
+      </w:pPr>
+      <w:r>
+        <w:br w:type="page"/>
+      </w:r>
+    </w:p>
+    <w:p>
+      <w:pPr>
+        <w:pStyle w:val="Cmsor1"/>
+      </w:pPr>
+      <w:r>
+        <w:rPr>
+          <w:rStyle w:val="Kiemels2"/>
+          <w:b w:val="0"/>
+          <w:bCs/>
+        </w:rPr>
+        <w:lastRenderedPageBreak/>
+        <w:t>5</w:t>
+      </w:r>
+      <w:r>
+        <w:rPr>
+          <w:rStyle w:val="Kiemels2"/>
+          <w:b w:val="0"/>
+          <w:bCs/>
+        </w:rPr>
+        <w:t>. Eszközök konfigurációja</w:t>
+      </w:r>
+    </w:p>
+    <w:p>
+      <w:pPr>
+        <w:pStyle w:val="NormlWeb"/>
+      </w:pPr>
+      <w:r>
+        <w:t xml:space="preserve">A hálózati eszközök konfigurációja biztosítja a logikai topológia működését és a szolgáltatások elérését. A projekt során a </w:t>
+      </w:r>
+      <w:r>
+        <w:rPr>
+          <w:rStyle w:val="Kiemels2"/>
+        </w:rPr>
+        <w:t>routerek</w:t>
+      </w:r>
+      <w:r>
+        <w:t xml:space="preserve">, </w:t>
+      </w:r>
+      <w:proofErr w:type="spellStart"/>
+      <w:r>
+        <w:rPr>
+          <w:rStyle w:val="Kiemels2"/>
+        </w:rPr>
+        <w:t>switch</w:t>
+      </w:r>
+      <w:proofErr w:type="spellEnd"/>
+      <w:r>
+        <w:rPr>
+          <w:rStyle w:val="Kiemels2"/>
+        </w:rPr>
+        <w:t>-ek</w:t>
+      </w:r>
+      <w:r>
+        <w:t xml:space="preserve">, </w:t>
+      </w:r>
+      <w:r>
+        <w:rPr>
+          <w:rStyle w:val="Kiemels2"/>
+        </w:rPr>
+        <w:t>tűzfal</w:t>
+      </w:r>
+      <w:r>
+        <w:t xml:space="preserve"> és </w:t>
+      </w:r>
+      <w:r>
+        <w:rPr>
+          <w:rStyle w:val="Kiemels2"/>
+        </w:rPr>
+        <w:t>szerverek</w:t>
+      </w:r>
+      <w:r>
+        <w:t xml:space="preserve"> konfigurációit a Cisco </w:t>
+      </w:r>
+      <w:proofErr w:type="spellStart"/>
+      <w:r>
+        <w:t>Packet</w:t>
+      </w:r>
+      <w:proofErr w:type="spellEnd"/>
+      <w:r>
+        <w:t xml:space="preserve"> </w:t>
+      </w:r>
+      <w:proofErr w:type="spellStart"/>
+      <w:r>
+        <w:t>Tracer</w:t>
+      </w:r>
+      <w:proofErr w:type="spellEnd"/>
+      <w:r>
+        <w:t xml:space="preserve">-ben hoztuk létre, majd </w:t>
+      </w:r>
+      <w:proofErr w:type="spellStart"/>
+      <w:r>
+        <w:t>txt</w:t>
+      </w:r>
+      <w:proofErr w:type="spellEnd"/>
+      <w:r>
+        <w:t xml:space="preserve"> formátumban exportáltuk. A beállítások célja a stabil forgalomirányítás, a biztonság és a VLAN-ok logikai szegmentálása volt.</w:t>
+      </w:r>
+    </w:p>
+    <w:p>
+      <w:pPr>
+        <w:pStyle w:val="NormlWeb"/>
+      </w:pPr>
+      <w:r>
+        <w:t xml:space="preserve">A </w:t>
+      </w:r>
+      <w:r>
+        <w:rPr>
+          <w:rStyle w:val="Kiemels2"/>
+        </w:rPr>
+        <w:t>routerek</w:t>
+      </w:r>
+      <w:r>
+        <w:t xml:space="preserve"> konfigurációja magában foglalja az IP-címek beállítását, az interfészek aktiválását, valamint a </w:t>
+      </w:r>
+      <w:proofErr w:type="spellStart"/>
+      <w:r>
+        <w:t>routing</w:t>
+      </w:r>
+      <w:proofErr w:type="spellEnd"/>
+      <w:r>
+        <w:t xml:space="preserve"> protokollok (OSPF) és az </w:t>
+      </w:r>
+      <w:proofErr w:type="spellStart"/>
+      <w:r>
+        <w:t>Inter</w:t>
+      </w:r>
+      <w:proofErr w:type="spellEnd"/>
+      <w:r>
+        <w:t xml:space="preserve">-VLAN </w:t>
+      </w:r>
+      <w:proofErr w:type="spellStart"/>
+      <w:r>
+        <w:t>routing</w:t>
+      </w:r>
+      <w:proofErr w:type="spellEnd"/>
+      <w:r>
+        <w:t xml:space="preserve"> beállítását. A NAT/PAT konfiguráció lehetővé teszi a belső hálózat internetkapcsolatát, míg a VPN végpontok titkosított kommunikációt biztosítanak a telephelyek között.</w:t>
+      </w:r>
+    </w:p>
+    <w:p>
+      <w:pPr>
+        <w:pStyle w:val="NormlWeb"/>
+      </w:pPr>
+      <w:r>
+        <w:t xml:space="preserve">A </w:t>
+      </w:r>
+      <w:proofErr w:type="spellStart"/>
+      <w:r>
+        <w:rPr>
+          <w:rStyle w:val="Kiemels2"/>
+        </w:rPr>
+        <w:t>switch</w:t>
+      </w:r>
+      <w:proofErr w:type="spellEnd"/>
+      <w:r>
+        <w:rPr>
+          <w:rStyle w:val="Kiemels2"/>
+        </w:rPr>
+        <w:t>-ek</w:t>
+      </w:r>
+      <w:r>
+        <w:t xml:space="preserve"> konfigurációja a VLAN-ok létrehozását, portok hozzárendelését és </w:t>
+      </w:r>
+      <w:proofErr w:type="spellStart"/>
+      <w:r>
+        <w:t>trunk</w:t>
+      </w:r>
+      <w:proofErr w:type="spellEnd"/>
+      <w:r>
+        <w:t xml:space="preserve"> linkek beállítását tartalmazza. A </w:t>
+      </w:r>
+      <w:proofErr w:type="spellStart"/>
+      <w:r>
+        <w:t>Spanning</w:t>
+      </w:r>
+      <w:proofErr w:type="spellEnd"/>
+      <w:r>
+        <w:t xml:space="preserve"> </w:t>
+      </w:r>
+      <w:proofErr w:type="spellStart"/>
+      <w:r>
+        <w:t>Tree</w:t>
+      </w:r>
+      <w:proofErr w:type="spellEnd"/>
+      <w:r>
+        <w:t xml:space="preserve"> </w:t>
+      </w:r>
+      <w:proofErr w:type="spellStart"/>
+      <w:r>
+        <w:t>Protocol</w:t>
+      </w:r>
+      <w:proofErr w:type="spellEnd"/>
+      <w:r>
+        <w:t xml:space="preserve"> aktiválása megakadályozza a hurkok kialakulását. Port </w:t>
+      </w:r>
+      <w:proofErr w:type="spellStart"/>
+      <w:r>
+        <w:t>security</w:t>
+      </w:r>
+      <w:proofErr w:type="spellEnd"/>
+      <w:r>
+        <w:t xml:space="preserve"> és 802.1X beállítás biztosítja, hogy csak az engedélyezett eszközök csatlakozhassanak a hálózathoz.</w:t>
+      </w:r>
+    </w:p>
+    <w:p>
+      <w:pPr>
+        <w:pStyle w:val="NormlWeb"/>
+      </w:pPr>
+      <w:r>
+        <w:t xml:space="preserve">A </w:t>
+      </w:r>
+      <w:r>
+        <w:rPr>
+          <w:rStyle w:val="Kiemels2"/>
+        </w:rPr>
+        <w:t>tűzfal</w:t>
+      </w:r>
+      <w:r>
+        <w:t xml:space="preserve"> (Cisco ASA) konfigurációja az ACL-ek beállítását, NAT/PAT kezelését és VPN végpontok létrehozását tartalmazza. A tűzfal ellenőrzi a bejövő és kimenő forgalmat, véd a </w:t>
+      </w:r>
+      <w:proofErr w:type="spellStart"/>
+      <w:r>
+        <w:t>DoS</w:t>
+      </w:r>
+      <w:proofErr w:type="spellEnd"/>
+      <w:r>
+        <w:t xml:space="preserve"> támadások ellen, és kezeli a DMZ hálózatot.</w:t>
+      </w:r>
+    </w:p>
+    <w:p>
+      <w:pPr>
+        <w:pStyle w:val="NormlWeb"/>
+      </w:pPr>
+      <w:r>
+        <w:t xml:space="preserve">A </w:t>
+      </w:r>
+      <w:r>
+        <w:rPr>
+          <w:rStyle w:val="Kiemels2"/>
+        </w:rPr>
+        <w:t>szerverek</w:t>
+      </w:r>
+      <w:r>
+        <w:t xml:space="preserve"> konfigurációja a hálózati szolgáltatások működéséhez szükséges: a Linux szerverek DHCP-t, DNS-t és webes alkalmazásokat üzemeltetnek, míg a Windows Server az </w:t>
+      </w:r>
+      <w:proofErr w:type="spellStart"/>
+      <w:r>
+        <w:t>Active</w:t>
+      </w:r>
+      <w:proofErr w:type="spellEnd"/>
+      <w:r>
+        <w:t xml:space="preserve"> </w:t>
+      </w:r>
+      <w:proofErr w:type="spellStart"/>
+      <w:r>
+        <w:t>Directory</w:t>
+      </w:r>
+      <w:proofErr w:type="spellEnd"/>
+      <w:r>
+        <w:t>-t és a csoportházirendek alkalmazását biztosítja. A szerverek IP-címei és VLAN-okhoz való hozzárendelése garantálja a szegmentált és biztonságos hálózatot.</w:t>
+      </w:r>
+    </w:p>
+    <w:p>
+      <w:pPr>
+        <w:pStyle w:val="NormlWeb"/>
+      </w:pPr>
+      <w:r>
+        <w:t>A konfigurációs fájlok mini áttekintése a főbb eszközök esetén:</w:t>
+      </w:r>
+    </w:p>
+    <w:p>
+      <w:pPr>
+        <w:pStyle w:val="NormlWeb"/>
+        <w:numPr>
+          <w:ilvl w:val="0"/>
+          <w:numId w:val="7"/>
+        </w:numPr>
+      </w:pPr>
+      <w:r>
+        <w:rPr>
+          <w:rStyle w:val="Kiemels2"/>
+        </w:rPr>
+        <w:t>Routerek:</w:t>
+      </w:r>
+      <w:r>
+        <w:t xml:space="preserve"> IP-címek, OSPF, </w:t>
+      </w:r>
+      <w:proofErr w:type="spellStart"/>
+      <w:r>
+        <w:t>Inter</w:t>
+      </w:r>
+      <w:proofErr w:type="spellEnd"/>
+      <w:r>
+        <w:t xml:space="preserve">-VLAN </w:t>
+      </w:r>
+      <w:proofErr w:type="spellStart"/>
+      <w:r>
+        <w:t>routing</w:t>
+      </w:r>
+      <w:proofErr w:type="spellEnd"/>
+      <w:r>
+        <w:t>, NAT/PAT, VPN</w:t>
+      </w:r>
+    </w:p>
+    <w:p>
+      <w:pPr>
+        <w:pStyle w:val="NormlWeb"/>
+        <w:numPr>
+          <w:ilvl w:val="0"/>
+          <w:numId w:val="7"/>
+        </w:numPr>
+      </w:pPr>
+      <w:proofErr w:type="spellStart"/>
+      <w:r>
+        <w:rPr>
+          <w:rStyle w:val="Kiemels2"/>
+        </w:rPr>
+        <w:t>Switch</w:t>
+      </w:r>
+      <w:proofErr w:type="spellEnd"/>
+      <w:r>
+        <w:rPr>
+          <w:rStyle w:val="Kiemels2"/>
+        </w:rPr>
+        <w:t>-ek:</w:t>
+      </w:r>
+      <w:r>
+        <w:t xml:space="preserve"> VLAN-ok, </w:t>
+      </w:r>
+      <w:proofErr w:type="spellStart"/>
+      <w:r>
+        <w:t>trunk</w:t>
+      </w:r>
+      <w:proofErr w:type="spellEnd"/>
+      <w:r>
+        <w:t xml:space="preserve"> linkek, STP, port </w:t>
+      </w:r>
+      <w:proofErr w:type="spellStart"/>
+      <w:r>
+        <w:t>security</w:t>
+      </w:r>
+      <w:proofErr w:type="spellEnd"/>
+      <w:r>
+        <w:t>, 802.1X</w:t>
+      </w:r>
+    </w:p>
+    <w:p>
+      <w:pPr>
+        <w:pStyle w:val="NormlWeb"/>
+        <w:numPr>
+          <w:ilvl w:val="0"/>
+          <w:numId w:val="7"/>
+        </w:numPr>
+      </w:pPr>
+      <w:r>
+        <w:rPr>
+          <w:rStyle w:val="Kiemels2"/>
+        </w:rPr>
+        <w:t>Tűzfal:</w:t>
+      </w:r>
+      <w:r>
+        <w:t xml:space="preserve"> ACL-ek, NAT/PAT, VPN végpont, DMZ kezelés, </w:t>
+      </w:r>
+      <w:proofErr w:type="spellStart"/>
+      <w:r>
+        <w:t>DoS</w:t>
+      </w:r>
+      <w:proofErr w:type="spellEnd"/>
+      <w:r>
+        <w:t xml:space="preserve"> védelem</w:t>
+      </w:r>
+    </w:p>
+    <w:p>
+      <w:pPr>
+        <w:pStyle w:val="NormlWeb"/>
+        <w:numPr>
+          <w:ilvl w:val="0"/>
+          <w:numId w:val="7"/>
+        </w:numPr>
+      </w:pPr>
+      <w:r>
+        <w:rPr>
+          <w:rStyle w:val="Kiemels2"/>
+        </w:rPr>
+        <w:t>Szerverek:</w:t>
+      </w:r>
+      <w:r>
+        <w:t xml:space="preserve"> DHCP, DNS, webszolgáltatás, </w:t>
+      </w:r>
+      <w:proofErr w:type="spellStart"/>
+      <w:r>
+        <w:t>Active</w:t>
+      </w:r>
+      <w:proofErr w:type="spellEnd"/>
+      <w:r>
+        <w:t xml:space="preserve"> </w:t>
+      </w:r>
+      <w:proofErr w:type="spellStart"/>
+      <w:r>
+        <w:t>Directory</w:t>
+      </w:r>
+      <w:proofErr w:type="spellEnd"/>
+      <w:r>
+        <w:t>, csoportházirendek</w:t>
+      </w:r>
+    </w:p>
+    <w:p>
+      <w:pPr>
+        <w:pStyle w:val="NormlWeb"/>
+      </w:pPr>
+      <w:r>
+        <w:t xml:space="preserve">Ezek az integrált beállítások biztosítják a hálózat zavartalan működését, a telephelyek közötti kommunikációt, valamint a felhasználók és </w:t>
+      </w:r>
+      <w:proofErr w:type="spellStart"/>
+      <w:r>
+        <w:t>IoT</w:t>
+      </w:r>
+      <w:proofErr w:type="spellEnd"/>
+      <w:r>
+        <w:t xml:space="preserve"> eszközök biztonságos elérését.</w:t>
+      </w:r>
+    </w:p>
+    <w:p>
+      <w:pPr>
+        <w:pStyle w:val="NormlWeb"/>
+      </w:pPr>
+    </w:p>
+    <w:p>
+      <w:pPr>
+        <w:rPr>
+          <w:rFonts w:ascii="Times New Roman" w:eastAsia="Times New Roman" w:hAnsi="Times New Roman" w:cs="Times New Roman"/>
+          <w:sz w:val="24"/>
+          <w:szCs w:val="24"/>
+          <w:lang w:eastAsia="hu-HU"/>
+        </w:rPr>
+      </w:pPr>
+      <w:r>
+        <w:br w:type="page"/>
+      </w:r>
+    </w:p>
+    <w:p>
+      <w:pPr>
+        <w:pStyle w:val="Cmsor1"/>
+      </w:pPr>
+      <w:r>
+        <w:rPr>
+          <w:rStyle w:val="Kiemels2"/>
+          <w:b w:val="0"/>
+          <w:bCs/>
+        </w:rPr>
+        <w:lastRenderedPageBreak/>
+        <w:t>6. Címezési terv</w:t>
+      </w:r>
+    </w:p>
+    <w:p>
+      <w:pPr>
+        <w:pStyle w:val="NormlWeb"/>
+      </w:pPr>
+      <w:r>
+        <w:t>A címezési terv célja, hogy minden eszköz és hálózati szegmens egyértelműen azonosítható legyen, a forgalom hatékonyan irányítható legyen, és a hálózat biztonságosan szegmentált maradjon. A projektben minden telephelyhez és eszközkategóriához külön alhálózat tartozik, így a hálózat könnyen menedzselhető és bővíthető.</w:t>
+      </w:r>
+    </w:p>
+    <w:p>
+      <w:pPr>
+        <w:pStyle w:val="NormlWeb"/>
+      </w:pPr>
+      <w:r>
+        <w:t xml:space="preserve">A hálózat </w:t>
+      </w:r>
+      <w:r>
+        <w:rPr>
+          <w:rStyle w:val="Kiemels2"/>
+        </w:rPr>
+        <w:t>IP-cím struktúrája és alhálózatai</w:t>
+      </w:r>
+      <w:r>
+        <w:t xml:space="preserve"> a következők:</w:t>
+      </w:r>
+    </w:p>
+    <w:p>
+      <w:pPr>
+        <w:pStyle w:val="NormlWeb"/>
+        <w:numPr>
+          <w:ilvl w:val="0"/>
+          <w:numId w:val="8"/>
+        </w:numPr>
+      </w:pPr>
+      <w:r>
+        <w:rPr>
+          <w:rStyle w:val="Kiemels2"/>
+        </w:rPr>
+        <w:t>Központi hálózat (</w:t>
+      </w:r>
+      <w:proofErr w:type="spellStart"/>
+      <w:r>
+        <w:rPr>
+          <w:rStyle w:val="Kiemels2"/>
+        </w:rPr>
+        <w:t>Core</w:t>
+      </w:r>
+      <w:proofErr w:type="spellEnd"/>
+      <w:r>
+        <w:rPr>
+          <w:rStyle w:val="Kiemels2"/>
+        </w:rPr>
+        <w:t>):</w:t>
+      </w:r>
+      <w:r>
+        <w:t xml:space="preserve"> 10.0.0.0/24</w:t>
+      </w:r>
+    </w:p>
+    <w:p>
+      <w:pPr>
+        <w:pStyle w:val="NormlWeb"/>
+        <w:numPr>
+          <w:ilvl w:val="1"/>
+          <w:numId w:val="8"/>
+        </w:numPr>
+      </w:pPr>
+      <w:proofErr w:type="spellStart"/>
+      <w:r>
+        <w:t>Core</w:t>
+      </w:r>
+      <w:proofErr w:type="spellEnd"/>
+      <w:r>
+        <w:t xml:space="preserve"> VLAN 1</w:t>
+      </w:r>
+    </w:p>
+    <w:p>
+      <w:pPr>
+        <w:pStyle w:val="NormlWeb"/>
+        <w:numPr>
+          <w:ilvl w:val="1"/>
+          <w:numId w:val="8"/>
+        </w:numPr>
+      </w:pPr>
+      <w:r>
+        <w:t>Routerek és tűzfal IP-címei</w:t>
+      </w:r>
+    </w:p>
+    <w:p>
+      <w:pPr>
+        <w:pStyle w:val="NormlWeb"/>
+        <w:numPr>
+          <w:ilvl w:val="0"/>
+          <w:numId w:val="8"/>
+        </w:numPr>
+      </w:pPr>
+      <w:r>
+        <w:rPr>
+          <w:rStyle w:val="Kiemels2"/>
+        </w:rPr>
+        <w:t>Gyár 1 telephely:</w:t>
+      </w:r>
+      <w:r>
+        <w:t xml:space="preserve"> 10.1.0.0/24</w:t>
+      </w:r>
+    </w:p>
+    <w:p>
+      <w:pPr>
+        <w:pStyle w:val="NormlWeb"/>
+        <w:numPr>
+          <w:ilvl w:val="1"/>
+          <w:numId w:val="8"/>
+        </w:numPr>
+      </w:pPr>
+      <w:r>
+        <w:t>VLAN 10</w:t>
+      </w:r>
+    </w:p>
+    <w:p>
+      <w:pPr>
+        <w:pStyle w:val="NormlWeb"/>
+        <w:numPr>
+          <w:ilvl w:val="1"/>
+          <w:numId w:val="8"/>
+        </w:numPr>
+      </w:pPr>
+      <w:r>
+        <w:t>Végponti eszközök és szerverek IP-címei</w:t>
+      </w:r>
+    </w:p>
+    <w:p>
+      <w:pPr>
+        <w:pStyle w:val="NormlWeb"/>
+        <w:numPr>
+          <w:ilvl w:val="0"/>
+          <w:numId w:val="8"/>
+        </w:numPr>
+      </w:pPr>
+      <w:r>
+        <w:rPr>
+          <w:rStyle w:val="Kiemels2"/>
+        </w:rPr>
+        <w:t>Gyár 2 telephely:</w:t>
+      </w:r>
+      <w:r>
+        <w:t xml:space="preserve"> 10.2.0.0/24</w:t>
+      </w:r>
+    </w:p>
+    <w:p>
+      <w:pPr>
+        <w:pStyle w:val="NormlWeb"/>
+        <w:numPr>
+          <w:ilvl w:val="1"/>
+          <w:numId w:val="8"/>
+        </w:numPr>
+      </w:pPr>
+      <w:r>
+        <w:t>VLAN 20</w:t>
+      </w:r>
+    </w:p>
+    <w:p>
+      <w:pPr>
+        <w:pStyle w:val="NormlWeb"/>
+        <w:numPr>
+          <w:ilvl w:val="1"/>
+          <w:numId w:val="8"/>
+        </w:numPr>
+      </w:pPr>
+      <w:r>
+        <w:t xml:space="preserve">Végponti eszközök és </w:t>
+      </w:r>
+      <w:proofErr w:type="spellStart"/>
+      <w:r>
+        <w:t>IoT</w:t>
+      </w:r>
+      <w:proofErr w:type="spellEnd"/>
+      <w:r>
+        <w:t xml:space="preserve"> eszközök IP-címei</w:t>
+      </w:r>
+    </w:p>
+    <w:p>
+      <w:pPr>
+        <w:pStyle w:val="NormlWeb"/>
+        <w:numPr>
+          <w:ilvl w:val="0"/>
+          <w:numId w:val="8"/>
+        </w:numPr>
+      </w:pPr>
+      <w:proofErr w:type="spellStart"/>
+      <w:r>
+        <w:rPr>
+          <w:rStyle w:val="Kiemels2"/>
+        </w:rPr>
+        <w:t>IoT</w:t>
+      </w:r>
+      <w:proofErr w:type="spellEnd"/>
+      <w:r>
+        <w:rPr>
+          <w:rStyle w:val="Kiemels2"/>
+        </w:rPr>
+        <w:t xml:space="preserve"> szegmens:</w:t>
+      </w:r>
+      <w:r>
+        <w:t xml:space="preserve"> 10.3.0.0/24</w:t>
+      </w:r>
+    </w:p>
+    <w:p>
+      <w:pPr>
+        <w:pStyle w:val="NormlWeb"/>
+        <w:numPr>
+          <w:ilvl w:val="1"/>
+          <w:numId w:val="8"/>
+        </w:numPr>
+      </w:pPr>
+      <w:r>
+        <w:t>VLAN 30</w:t>
+      </w:r>
+    </w:p>
+    <w:p>
+      <w:pPr>
+        <w:pStyle w:val="NormlWeb"/>
+        <w:numPr>
+          <w:ilvl w:val="1"/>
+          <w:numId w:val="8"/>
+        </w:numPr>
+      </w:pPr>
+      <w:proofErr w:type="spellStart"/>
+      <w:r>
+        <w:t>IoT</w:t>
+      </w:r>
+      <w:proofErr w:type="spellEnd"/>
+      <w:r>
+        <w:t xml:space="preserve"> eszközök izolált IP-címei</w:t>
+      </w:r>
+    </w:p>
+    <w:p>
+      <w:pPr>
+        <w:pStyle w:val="NormlWeb"/>
+      </w:pPr>
+      <w:r>
+        <w:t xml:space="preserve">A VLAN-okhoz rendelt IP-címek biztosítják, hogy a hálózati eszközök elkülönítve kommunikáljanak. A </w:t>
+      </w:r>
+      <w:r>
+        <w:rPr>
+          <w:rStyle w:val="Kiemels2"/>
+        </w:rPr>
+        <w:t>DHCP szerverek</w:t>
+      </w:r>
+      <w:r>
+        <w:t xml:space="preserve"> automatikusan kiosztják a címeket a megfelelő VLAN-okhoz, így a végponti eszközök gyorsan és hibamentesen csatlakozhatnak.</w:t>
+      </w:r>
+    </w:p>
+    <w:p>
+      <w:pPr>
+        <w:pStyle w:val="NormlWeb"/>
+      </w:pPr>
+      <w:r>
+        <w:t>A címezési terv előnyei:</w:t>
+      </w:r>
+    </w:p>
+    <w:p>
+      <w:pPr>
+        <w:pStyle w:val="NormlWeb"/>
+        <w:numPr>
+          <w:ilvl w:val="0"/>
+          <w:numId w:val="9"/>
+        </w:numPr>
+      </w:pPr>
+      <w:r>
+        <w:t>A forgalom könnyen menedzselhető és nyomon követhető</w:t>
+      </w:r>
+    </w:p>
+    <w:p>
+      <w:pPr>
+        <w:pStyle w:val="NormlWeb"/>
+        <w:numPr>
+          <w:ilvl w:val="0"/>
+          <w:numId w:val="9"/>
+        </w:numPr>
+      </w:pPr>
+      <w:r>
+        <w:t xml:space="preserve">A hálózat szegmentált, a különböző telephelyek és </w:t>
+      </w:r>
+      <w:proofErr w:type="spellStart"/>
+      <w:r>
+        <w:t>IoT</w:t>
+      </w:r>
+      <w:proofErr w:type="spellEnd"/>
+      <w:r>
+        <w:t xml:space="preserve"> eszközök elkülönítettek</w:t>
+      </w:r>
+    </w:p>
+    <w:p>
+      <w:pPr>
+        <w:pStyle w:val="NormlWeb"/>
+        <w:numPr>
+          <w:ilvl w:val="0"/>
+          <w:numId w:val="9"/>
+        </w:numPr>
+      </w:pPr>
+      <w:r>
+        <w:t>Biztonsági szabályok könnyen alkalmazhatók VLAN és IP-cím alapján</w:t>
+      </w:r>
+    </w:p>
+    <w:p>
+      <w:pPr>
+        <w:pStyle w:val="NormlWeb"/>
+        <w:numPr>
+          <w:ilvl w:val="0"/>
+          <w:numId w:val="9"/>
+        </w:numPr>
+      </w:pPr>
+      <w:r>
+        <w:t>Lehetővé teszi a hálózat jövőbeli bővítését új eszközök vagy telephelyek integrálásával</w:t>
+      </w:r>
+    </w:p>
+    <w:p>
+      <w:pPr>
+        <w:pStyle w:val="NormlWeb"/>
+      </w:pPr>
+      <w:r>
+        <w:t>Ez a terv biztosítja, hogy minden eszköz logikailag és fizikai szempontból jól beazonosítható legyen, a hálózat stabil és biztonságos maradjon, valamint a konfigurációk egyszerűen implementálhatók legyenek.</w:t>
+      </w:r>
+    </w:p>
+    <w:p>
+      <w:pPr>
+        <w:rPr>
+          <w:rFonts w:ascii="Times New Roman" w:eastAsia="Times New Roman" w:hAnsi="Times New Roman" w:cs="Times New Roman"/>
+          <w:sz w:val="24"/>
+          <w:szCs w:val="24"/>
+          <w:lang w:eastAsia="hu-HU"/>
+        </w:rPr>
+      </w:pPr>
+      <w:r>
+        <w:br w:type="page"/>
+      </w:r>
+    </w:p>
+    <w:p>
+      <w:pPr>
+        <w:pStyle w:val="Cmsor2"/>
+      </w:pPr>
+      <w:r>
+        <w:rPr>
+          <w:rStyle w:val="Kiemels2"/>
+          <w:b/>
+          <w:bCs w:val="0"/>
+        </w:rPr>
+        <w:lastRenderedPageBreak/>
+        <w:t>7. VLAN struktúra</w:t>
+      </w:r>
+    </w:p>
+    <w:p>
+      <w:pPr>
+        <w:pStyle w:val="NormlWeb"/>
+      </w:pPr>
+      <w:r>
+        <w:t>A VLAN-ok (</w:t>
+      </w:r>
+      <w:proofErr w:type="spellStart"/>
+      <w:r>
+        <w:t>Virtual</w:t>
+      </w:r>
+      <w:proofErr w:type="spellEnd"/>
+      <w:r>
+        <w:t xml:space="preserve"> Local </w:t>
+      </w:r>
+      <w:proofErr w:type="spellStart"/>
+      <w:r>
+        <w:t>Area</w:t>
+      </w:r>
+      <w:proofErr w:type="spellEnd"/>
+      <w:r>
+        <w:t xml:space="preserve"> Network) a hálózat logikai szegmentálására szolgálnak. Segítségükkel a különböző telephelyek és eszközkategóriák forgalma elkülöníthető, a hálózat biztonságosabbá, áttekinthetőbbé és hatékonyabban menedzselhetővé válik. A VLAN-ok csökkentik a </w:t>
+      </w:r>
+      <w:proofErr w:type="spellStart"/>
+      <w:r>
+        <w:t>broadcast</w:t>
+      </w:r>
+      <w:proofErr w:type="spellEnd"/>
+      <w:r>
+        <w:t>-forgalmat, és lehetővé teszik a hálózati erőforrások szabályozott elérését.</w:t>
+      </w:r>
+    </w:p>
+    <w:p>
+      <w:pPr>
+        <w:pStyle w:val="NormlWeb"/>
+      </w:pPr>
+      <w:r>
+        <w:t>A projekt VLAN-struktúrája a következő:</w:t>
+      </w:r>
+    </w:p>
+    <w:p>
+      <w:pPr>
+        <w:pStyle w:val="NormlWeb"/>
+        <w:numPr>
+          <w:ilvl w:val="0"/>
+          <w:numId w:val="10"/>
+        </w:numPr>
+      </w:pPr>
+      <w:r>
+        <w:rPr>
+          <w:rStyle w:val="Kiemels2"/>
+        </w:rPr>
+        <w:t xml:space="preserve">VLAN 1 – </w:t>
+      </w:r>
+      <w:proofErr w:type="spellStart"/>
+      <w:r>
+        <w:rPr>
+          <w:rStyle w:val="Kiemels2"/>
+        </w:rPr>
+        <w:t>Core</w:t>
+      </w:r>
+      <w:proofErr w:type="spellEnd"/>
+      <w:r>
+        <w:rPr>
+          <w:rStyle w:val="Kiemels2"/>
+        </w:rPr>
+        <w:t xml:space="preserve"> VLAN:</w:t>
+      </w:r>
+      <w:r>
+        <w:br/>
+        <w:t xml:space="preserve">A központi hálózati eszközök, például a </w:t>
+      </w:r>
+      <w:proofErr w:type="spellStart"/>
+      <w:r>
+        <w:t>core</w:t>
+      </w:r>
+      <w:proofErr w:type="spellEnd"/>
+      <w:r>
+        <w:t xml:space="preserve"> </w:t>
+      </w:r>
+      <w:proofErr w:type="spellStart"/>
+      <w:r>
+        <w:t>switch</w:t>
+      </w:r>
+      <w:proofErr w:type="spellEnd"/>
+      <w:r>
+        <w:t>, a routerek és a tűzfal csatlakoznak ide. Ez a VLAN biztosítja a telephelyek közötti fő adatforgalmat és az internetkapcsolat kezelését.</w:t>
+      </w:r>
+    </w:p>
+    <w:p>
+      <w:pPr>
+        <w:pStyle w:val="NormlWeb"/>
+        <w:numPr>
+          <w:ilvl w:val="0"/>
+          <w:numId w:val="10"/>
+        </w:numPr>
+      </w:pPr>
+      <w:r>
+        <w:rPr>
+          <w:rStyle w:val="Kiemels2"/>
+        </w:rPr>
+        <w:t>VLAN 10 – Gyár 1:</w:t>
+      </w:r>
+      <w:r>
+        <w:br/>
+        <w:t>Ebbe a VLAN-</w:t>
+      </w:r>
+      <w:proofErr w:type="spellStart"/>
+      <w:r>
+        <w:t>ba</w:t>
+      </w:r>
+      <w:proofErr w:type="spellEnd"/>
+      <w:r>
+        <w:t xml:space="preserve"> tartoznak a gyár 1 telephelyén található végponti eszközök, mint a PC-k, laptopok, valamint a helyi szerverek. A VLAN 10 elkülöníti a gyári forgalmat, így csökkentve a </w:t>
+      </w:r>
+      <w:proofErr w:type="spellStart"/>
+      <w:r>
+        <w:t>broadcast</w:t>
+      </w:r>
+      <w:proofErr w:type="spellEnd"/>
+      <w:r>
+        <w:t>-forgalmat és növelve a biztonságot.</w:t>
+      </w:r>
+    </w:p>
+    <w:p>
+      <w:pPr>
+        <w:pStyle w:val="NormlWeb"/>
+        <w:numPr>
+          <w:ilvl w:val="0"/>
+          <w:numId w:val="10"/>
+        </w:numPr>
+      </w:pPr>
+      <w:r>
+        <w:rPr>
+          <w:rStyle w:val="Kiemels2"/>
+        </w:rPr>
+        <w:t>VLAN 20 – Gyár 2:</w:t>
+      </w:r>
+      <w:r>
+        <w:br/>
+        <w:t xml:space="preserve">A gyár 2 telephelyén működő VLAN a végponti eszközök, </w:t>
+      </w:r>
+      <w:proofErr w:type="spellStart"/>
+      <w:r>
+        <w:t>Wi</w:t>
+      </w:r>
+      <w:proofErr w:type="spellEnd"/>
+      <w:r>
+        <w:t xml:space="preserve">-Fi hálózat és </w:t>
+      </w:r>
+      <w:proofErr w:type="spellStart"/>
+      <w:r>
+        <w:t>IoT</w:t>
+      </w:r>
+      <w:proofErr w:type="spellEnd"/>
+      <w:r>
+        <w:t xml:space="preserve"> eszközök forgalmát kezeli. A VLAN 20 biztosítja, hogy az </w:t>
+      </w:r>
+      <w:proofErr w:type="spellStart"/>
+      <w:r>
+        <w:t>IoT</w:t>
+      </w:r>
+      <w:proofErr w:type="spellEnd"/>
+      <w:r>
+        <w:t xml:space="preserve"> eszközök és a felhasználói eszközök forgalma elkülönüljön, csökkentve a hálózati kockázatokat.</w:t>
+      </w:r>
+    </w:p>
+    <w:p>
+      <w:pPr>
+        <w:pStyle w:val="NormlWeb"/>
+        <w:numPr>
+          <w:ilvl w:val="0"/>
+          <w:numId w:val="10"/>
+        </w:numPr>
+      </w:pPr>
+      <w:r>
+        <w:rPr>
+          <w:rStyle w:val="Kiemels2"/>
+        </w:rPr>
+        <w:t xml:space="preserve">VLAN 30 – </w:t>
+      </w:r>
+      <w:proofErr w:type="spellStart"/>
+      <w:r>
+        <w:rPr>
+          <w:rStyle w:val="Kiemels2"/>
+        </w:rPr>
+        <w:t>IoT</w:t>
+      </w:r>
+      <w:proofErr w:type="spellEnd"/>
+      <w:r>
+        <w:rPr>
+          <w:rStyle w:val="Kiemels2"/>
+        </w:rPr>
+        <w:t xml:space="preserve"> szegmens:</w:t>
+      </w:r>
+      <w:r>
+        <w:br/>
+        <w:t xml:space="preserve">Az </w:t>
+      </w:r>
+      <w:proofErr w:type="spellStart"/>
+      <w:r>
+        <w:t>IoT</w:t>
+      </w:r>
+      <w:proofErr w:type="spellEnd"/>
+      <w:r>
+        <w:t xml:space="preserve"> eszközök, mint az ESP32 mikrokontrollerek, szenzorok és okostelefonok, külön VLAN-ban működnek. Ez az elkülönítés biztonságos hozzáférést biztosít a vállalati hálózattól függetlenül, és könnyen kezelhetővé teszi a hozzáférési szabályokat.</w:t>
+      </w:r>
+    </w:p>
+    <w:p>
+      <w:pPr>
+        <w:pStyle w:val="NormlWeb"/>
+      </w:pPr>
+      <w:r>
+        <w:rPr>
+          <w:rStyle w:val="Kiemels2"/>
+        </w:rPr>
+        <w:t>Technikai megvalósítás:</w:t>
+      </w:r>
+    </w:p>
+    <w:p>
+      <w:pPr>
+        <w:pStyle w:val="NormlWeb"/>
+        <w:numPr>
+          <w:ilvl w:val="0"/>
+          <w:numId w:val="11"/>
+        </w:numPr>
+      </w:pPr>
+      <w:r>
+        <w:t xml:space="preserve">A </w:t>
+      </w:r>
+      <w:proofErr w:type="spellStart"/>
+      <w:r>
+        <w:t>switch</w:t>
+      </w:r>
+      <w:proofErr w:type="spellEnd"/>
+      <w:r>
+        <w:t xml:space="preserve">-ek </w:t>
+      </w:r>
+      <w:proofErr w:type="spellStart"/>
+      <w:r>
+        <w:t>trunk</w:t>
+      </w:r>
+      <w:proofErr w:type="spellEnd"/>
+      <w:r>
+        <w:t xml:space="preserve"> linkeken keresztül továbbítják a VLAN-ok közötti forgalmat.</w:t>
+      </w:r>
+    </w:p>
+    <w:p>
+      <w:pPr>
+        <w:pStyle w:val="NormlWeb"/>
+        <w:numPr>
+          <w:ilvl w:val="0"/>
+          <w:numId w:val="11"/>
+        </w:numPr>
+      </w:pPr>
+      <w:r>
+        <w:t xml:space="preserve">A </w:t>
+      </w:r>
+      <w:proofErr w:type="spellStart"/>
+      <w:r>
+        <w:t>Spanning</w:t>
+      </w:r>
+      <w:proofErr w:type="spellEnd"/>
+      <w:r>
+        <w:t xml:space="preserve"> </w:t>
+      </w:r>
+      <w:proofErr w:type="spellStart"/>
+      <w:r>
+        <w:t>Tree</w:t>
+      </w:r>
+      <w:proofErr w:type="spellEnd"/>
+      <w:r>
+        <w:t xml:space="preserve"> </w:t>
+      </w:r>
+      <w:proofErr w:type="spellStart"/>
+      <w:r>
+        <w:t>Protocol</w:t>
+      </w:r>
+      <w:proofErr w:type="spellEnd"/>
+      <w:r>
+        <w:t xml:space="preserve"> (STP) megakadályozza a hurkok kialakulását, biztosítva a hálózat stabil működését.</w:t>
+      </w:r>
+    </w:p>
+    <w:p>
+      <w:pPr>
+        <w:pStyle w:val="NormlWeb"/>
+        <w:numPr>
+          <w:ilvl w:val="0"/>
+          <w:numId w:val="11"/>
+        </w:numPr>
+      </w:pPr>
+      <w:r>
+        <w:t xml:space="preserve">Port </w:t>
+      </w:r>
+      <w:proofErr w:type="spellStart"/>
+      <w:r>
+        <w:t>security</w:t>
+      </w:r>
+      <w:proofErr w:type="spellEnd"/>
+      <w:r>
+        <w:t xml:space="preserve"> és 802.1X hitelesítés biztosítja, hogy csak az engedélyezett eszközök csatlakozzanak a VLAN-okhoz.</w:t>
+      </w:r>
+    </w:p>
+    <w:p>
+      <w:pPr>
+        <w:pStyle w:val="NormlWeb"/>
+      </w:pPr>
+      <w:r>
+        <w:rPr>
+          <w:rStyle w:val="Kiemels2"/>
+        </w:rPr>
+        <w:t>Előnyök:</w:t>
+      </w:r>
+    </w:p>
+    <w:p>
+      <w:pPr>
+        <w:pStyle w:val="NormlWeb"/>
+        <w:numPr>
+          <w:ilvl w:val="0"/>
+          <w:numId w:val="12"/>
+        </w:numPr>
+      </w:pPr>
+      <w:r>
+        <w:t>A hálózat logikailag elkülönített, a forgalom szabályozott és biztonságos</w:t>
+      </w:r>
+    </w:p>
+    <w:p>
+      <w:pPr>
+        <w:pStyle w:val="NormlWeb"/>
+        <w:numPr>
+          <w:ilvl w:val="0"/>
+          <w:numId w:val="12"/>
+        </w:numPr>
+      </w:pPr>
+      <w:r>
+        <w:t xml:space="preserve">A </w:t>
+      </w:r>
+      <w:proofErr w:type="spellStart"/>
+      <w:r>
+        <w:t>broadcast</w:t>
+      </w:r>
+      <w:proofErr w:type="spellEnd"/>
+      <w:r>
+        <w:t>-forgalom csökken, növelve a teljesítményt</w:t>
+      </w:r>
+    </w:p>
+    <w:p>
+      <w:pPr>
+        <w:pStyle w:val="NormlWeb"/>
+        <w:numPr>
+          <w:ilvl w:val="0"/>
+          <w:numId w:val="12"/>
+        </w:numPr>
+      </w:pPr>
+      <w:r>
+        <w:t>Könnyen bővíthető új VLAN-okkal vagy telephelyekkel</w:t>
+      </w:r>
+    </w:p>
+    <w:p>
+      <w:pPr>
+        <w:pStyle w:val="NormlWeb"/>
+        <w:numPr>
+          <w:ilvl w:val="0"/>
+          <w:numId w:val="12"/>
+        </w:numPr>
+      </w:pPr>
+      <w:r>
+        <w:t>Biztonsági szabályok és ACL-ek egyszerűen alkalmazhatók a VLAN-okhoz</w:t>
+      </w:r>
+    </w:p>
+    <w:p>
+      <w:pPr>
+        <w:pStyle w:val="NormlWeb"/>
+      </w:pPr>
+      <w:r>
+        <w:t xml:space="preserve">Ez a VLAN-struktúra lehetővé teszi, hogy minden eszköz a megfelelő logikai szegmensben </w:t>
+      </w:r>
+      <w:proofErr w:type="spellStart"/>
+      <w:r>
+        <w:t>működjön</w:t>
+      </w:r>
+      <w:proofErr w:type="spellEnd"/>
+      <w:r>
+        <w:t xml:space="preserve">, a forgalom átlátható legyen, és a hálózat mind a felhasználók, mind az </w:t>
+      </w:r>
+      <w:proofErr w:type="spellStart"/>
+      <w:r>
+        <w:t>IoT</w:t>
+      </w:r>
+      <w:proofErr w:type="spellEnd"/>
+      <w:r>
+        <w:t xml:space="preserve"> eszközök számára biztonságos maradjon.</w:t>
+      </w:r>
+    </w:p>
+    <w:p>
+      <w:pPr>
+        <w:pStyle w:val="NormlWeb"/>
+      </w:pPr>
+      <w:bookmarkStart w:id="11" w:name="_GoBack"/>
+      <w:bookmarkEnd w:id="11"/>
+    </w:p>
+    <w:p>
+      <w:pPr>
+        <w:pStyle w:val="NormlWeb"/>
+      </w:pPr>
+    </w:p>
+    <w:p>
+      <w:pPr>
+        <w:pStyle w:val="NormlWeb"/>
+      </w:pPr>
     </w:p>
     <w:p/>
     <w:sectPr>
@@ -1158,7 +3729,6 @@
         <w:docPartUnique/>
       </w:docPartObj>
     </w:sdtPr>
-    <w:sdtEndPr/>
     <w:sdtContent>
       <w:p>
         <w:pPr>
@@ -1189,7 +3759,6 @@
         <w:docPartUnique/>
       </w:docPartObj>
     </w:sdtPr>
-    <w:sdtEndPr/>
     <w:sdtContent>
       <w:p>
         <w:pPr>
@@ -1233,7 +3802,6 @@
         <w:docPartUnique/>
       </w:docPartObj>
     </w:sdtPr>
-    <w:sdtEndPr/>
     <w:sdtContent>
       <w:p>
         <w:pPr>
@@ -1294,6 +3862,155 @@
 <file path=word/numbering.xml><?xml version="1.0" encoding="utf-8"?>
 <w:numbering xmlns:wpc="http://schemas.microsoft.com/office/word/2010/wordprocessingCanvas" xmlns:cx="http://schemas.microsoft.com/office/drawing/2014/chartex" xmlns:cx1="http://schemas.microsoft.com/office/drawing/2015/9/8/chartex" xmlns:cx2="http://schemas.microsoft.com/office/drawing/2015/10/21/chartex" xmlns:cx3="http://schemas.microsoft.com/office/drawing/2016/5/9/chartex" xmlns:cx4="http://schemas.microsoft.com/office/drawing/2016/5/10/chartex" xmlns:cx5="http://schemas.microsoft.com/office/drawing/2016/5/11/chartex" xmlns:cx6="http://schemas.microsoft.com/office/drawing/2016/5/12/chartex" xmlns:cx7="http://schemas.microsoft.com/office/drawing/2016/5/13/chartex" xmlns:cx8="http://schemas.microsoft.com/office/drawing/2016/5/14/chartex" xmlns:mc="http://schemas.openxmlformats.org/markup-compatibility/2006" xmlns:aink="http://schemas.microsoft.com/office/drawing/2016/ink" xmlns:am3d="http://schemas.microsoft.com/office/drawing/2017/model3d" xmlns:o="urn:schemas-microsoft-com:office:office" xmlns:r="http://schemas.openxmlformats.org/officeDocument/2006/relationships" xmlns:m="http://schemas.openxmlformats.org/officeDocument/2006/math" xmlns:v="urn:schemas-microsoft-com:vml" xmlns:wp14="http://schemas.microsoft.com/office/word/2010/wordprocessingDrawing" xmlns:wp="http://schemas.openxmlformats.org/drawingml/2006/wordprocessingDrawing" xmlns:w10="urn:schemas-microsoft-com:office:word" xmlns:w="http://schemas.openxmlformats.org/wordprocessingml/2006/main" xmlns:w14="http://schemas.microsoft.com/office/word/2010/wordml" xmlns:w15="http://schemas.microsoft.com/office/word/2012/wordml" xmlns:w16cid="http://schemas.microsoft.com/office/word/2016/wordml/cid" xmlns:w16se="http://schemas.microsoft.com/office/word/2015/wordml/symex" xmlns:wpg="http://schemas.microsoft.com/office/word/2010/wordprocessingGroup" xmlns:wpi="http://schemas.microsoft.com/office/word/2010/wordprocessingInk" xmlns:wne="http://schemas.microsoft.com/office/word/2006/wordml" xmlns:wps="http://schemas.microsoft.com/office/word/2010/wordprocessingShape" mc:Ignorable="w14 w15 w16se w16cid wp14">
   <w:abstractNum w:abstractNumId="0" w15:restartNumberingAfterBreak="0">
+    <w:nsid w:val="04A96A38"/>
+    <w:multiLevelType w:val="multilevel"/>
+    <w:tmpl w:val="70B078AA"/>
+    <w:lvl w:ilvl="0">
+      <w:start w:val="1"/>
+      <w:numFmt w:val="bullet"/>
+      <w:lvlText w:val=""/>
+      <w:lvlJc w:val="left"/>
+      <w:pPr>
+        <w:tabs>
+          <w:tab w:val="num" w:pos="720"/>
+        </w:tabs>
+        <w:ind w:left="720" w:hanging="360"/>
+      </w:pPr>
+      <w:rPr>
+        <w:rFonts w:ascii="Symbol" w:hAnsi="Symbol" w:hint="default"/>
+        <w:sz w:val="20"/>
+      </w:rPr>
+    </w:lvl>
+    <w:lvl w:ilvl="1" w:tentative="1">
+      <w:start w:val="1"/>
+      <w:numFmt w:val="bullet"/>
+      <w:lvlText w:val="o"/>
+      <w:lvlJc w:val="left"/>
+      <w:pPr>
+        <w:tabs>
+          <w:tab w:val="num" w:pos="1440"/>
+        </w:tabs>
+        <w:ind w:left="1440" w:hanging="360"/>
+      </w:pPr>
+      <w:rPr>
+        <w:rFonts w:ascii="Courier New" w:hAnsi="Courier New" w:hint="default"/>
+        <w:sz w:val="20"/>
+      </w:rPr>
+    </w:lvl>
+    <w:lvl w:ilvl="2" w:tentative="1">
+      <w:start w:val="1"/>
+      <w:numFmt w:val="bullet"/>
+      <w:lvlText w:val=""/>
+      <w:lvlJc w:val="left"/>
+      <w:pPr>
+        <w:tabs>
+          <w:tab w:val="num" w:pos="2160"/>
+        </w:tabs>
+        <w:ind w:left="2160" w:hanging="360"/>
+      </w:pPr>
+      <w:rPr>
+        <w:rFonts w:ascii="Wingdings" w:hAnsi="Wingdings" w:hint="default"/>
+        <w:sz w:val="20"/>
+      </w:rPr>
+    </w:lvl>
+    <w:lvl w:ilvl="3" w:tentative="1">
+      <w:start w:val="1"/>
+      <w:numFmt w:val="bullet"/>
+      <w:lvlText w:val=""/>
+      <w:lvlJc w:val="left"/>
+      <w:pPr>
+        <w:tabs>
+          <w:tab w:val="num" w:pos="2880"/>
+        </w:tabs>
+        <w:ind w:left="2880" w:hanging="360"/>
+      </w:pPr>
+      <w:rPr>
+        <w:rFonts w:ascii="Wingdings" w:hAnsi="Wingdings" w:hint="default"/>
+        <w:sz w:val="20"/>
+      </w:rPr>
+    </w:lvl>
+    <w:lvl w:ilvl="4" w:tentative="1">
+      <w:start w:val="1"/>
+      <w:numFmt w:val="bullet"/>
+      <w:lvlText w:val=""/>
+      <w:lvlJc w:val="left"/>
+      <w:pPr>
+        <w:tabs>
+          <w:tab w:val="num" w:pos="3600"/>
+        </w:tabs>
+        <w:ind w:left="3600" w:hanging="360"/>
+      </w:pPr>
+      <w:rPr>
+        <w:rFonts w:ascii="Wingdings" w:hAnsi="Wingdings" w:hint="default"/>
+        <w:sz w:val="20"/>
+      </w:rPr>
+    </w:lvl>
+    <w:lvl w:ilvl="5" w:tentative="1">
+      <w:start w:val="1"/>
+      <w:numFmt w:val="bullet"/>
+      <w:lvlText w:val=""/>
+      <w:lvlJc w:val="left"/>
+      <w:pPr>
+        <w:tabs>
+          <w:tab w:val="num" w:pos="4320"/>
+        </w:tabs>
+        <w:ind w:left="4320" w:hanging="360"/>
+      </w:pPr>
+      <w:rPr>
+        <w:rFonts w:ascii="Wingdings" w:hAnsi="Wingdings" w:hint="default"/>
+        <w:sz w:val="20"/>
+      </w:rPr>
+    </w:lvl>
+    <w:lvl w:ilvl="6" w:tentative="1">
+      <w:start w:val="1"/>
+      <w:numFmt w:val="bullet"/>
+      <w:lvlText w:val=""/>
+      <w:lvlJc w:val="left"/>
+      <w:pPr>
+        <w:tabs>
+          <w:tab w:val="num" w:pos="5040"/>
+        </w:tabs>
+        <w:ind w:left="5040" w:hanging="360"/>
+      </w:pPr>
+      <w:rPr>
+        <w:rFonts w:ascii="Wingdings" w:hAnsi="Wingdings" w:hint="default"/>
+        <w:sz w:val="20"/>
+      </w:rPr>
+    </w:lvl>
+    <w:lvl w:ilvl="7" w:tentative="1">
+      <w:start w:val="1"/>
+      <w:numFmt w:val="bullet"/>
+      <w:lvlText w:val=""/>
+      <w:lvlJc w:val="left"/>
+      <w:pPr>
+        <w:tabs>
+          <w:tab w:val="num" w:pos="5760"/>
+        </w:tabs>
+        <w:ind w:left="5760" w:hanging="360"/>
+      </w:pPr>
+      <w:rPr>
+        <w:rFonts w:ascii="Wingdings" w:hAnsi="Wingdings" w:hint="default"/>
+        <w:sz w:val="20"/>
+      </w:rPr>
+    </w:lvl>
+    <w:lvl w:ilvl="8" w:tentative="1">
+      <w:start w:val="1"/>
+      <w:numFmt w:val="bullet"/>
+      <w:lvlText w:val=""/>
+      <w:lvlJc w:val="left"/>
+      <w:pPr>
+        <w:tabs>
+          <w:tab w:val="num" w:pos="6480"/>
+        </w:tabs>
+        <w:ind w:left="6480" w:hanging="360"/>
+      </w:pPr>
+      <w:rPr>
+        <w:rFonts w:ascii="Wingdings" w:hAnsi="Wingdings" w:hint="default"/>
+        <w:sz w:val="20"/>
+      </w:rPr>
+    </w:lvl>
+  </w:abstractNum>
+  <w:abstractNum w:abstractNumId="1" w15:restartNumberingAfterBreak="0">
     <w:nsid w:val="218A5B20"/>
     <w:multiLevelType w:val="multilevel"/>
     <w:tmpl w:val="5450FF54"/>
@@ -1442,7 +4159,7 @@
       </w:rPr>
     </w:lvl>
   </w:abstractNum>
-  <w:abstractNum w:abstractNumId="1" w15:restartNumberingAfterBreak="0">
+  <w:abstractNum w:abstractNumId="2" w15:restartNumberingAfterBreak="0">
     <w:nsid w:val="272749CB"/>
     <w:multiLevelType w:val="multilevel"/>
     <w:tmpl w:val="83EA26DC"/>
@@ -1555,12 +4272,1324 @@
       </w:pPr>
     </w:lvl>
   </w:abstractNum>
+  <w:abstractNum w:abstractNumId="3" w15:restartNumberingAfterBreak="0">
+    <w:nsid w:val="27B51070"/>
+    <w:multiLevelType w:val="multilevel"/>
+    <w:tmpl w:val="981A83F6"/>
+    <w:lvl w:ilvl="0">
+      <w:start w:val="1"/>
+      <w:numFmt w:val="bullet"/>
+      <w:lvlText w:val=""/>
+      <w:lvlJc w:val="left"/>
+      <w:pPr>
+        <w:tabs>
+          <w:tab w:val="num" w:pos="720"/>
+        </w:tabs>
+        <w:ind w:left="720" w:hanging="360"/>
+      </w:pPr>
+      <w:rPr>
+        <w:rFonts w:ascii="Symbol" w:hAnsi="Symbol" w:hint="default"/>
+        <w:sz w:val="20"/>
+      </w:rPr>
+    </w:lvl>
+    <w:lvl w:ilvl="1" w:tentative="1">
+      <w:start w:val="1"/>
+      <w:numFmt w:val="bullet"/>
+      <w:lvlText w:val="o"/>
+      <w:lvlJc w:val="left"/>
+      <w:pPr>
+        <w:tabs>
+          <w:tab w:val="num" w:pos="1440"/>
+        </w:tabs>
+        <w:ind w:left="1440" w:hanging="360"/>
+      </w:pPr>
+      <w:rPr>
+        <w:rFonts w:ascii="Courier New" w:hAnsi="Courier New" w:hint="default"/>
+        <w:sz w:val="20"/>
+      </w:rPr>
+    </w:lvl>
+    <w:lvl w:ilvl="2" w:tentative="1">
+      <w:start w:val="1"/>
+      <w:numFmt w:val="bullet"/>
+      <w:lvlText w:val=""/>
+      <w:lvlJc w:val="left"/>
+      <w:pPr>
+        <w:tabs>
+          <w:tab w:val="num" w:pos="2160"/>
+        </w:tabs>
+        <w:ind w:left="2160" w:hanging="360"/>
+      </w:pPr>
+      <w:rPr>
+        <w:rFonts w:ascii="Wingdings" w:hAnsi="Wingdings" w:hint="default"/>
+        <w:sz w:val="20"/>
+      </w:rPr>
+    </w:lvl>
+    <w:lvl w:ilvl="3" w:tentative="1">
+      <w:start w:val="1"/>
+      <w:numFmt w:val="bullet"/>
+      <w:lvlText w:val=""/>
+      <w:lvlJc w:val="left"/>
+      <w:pPr>
+        <w:tabs>
+          <w:tab w:val="num" w:pos="2880"/>
+        </w:tabs>
+        <w:ind w:left="2880" w:hanging="360"/>
+      </w:pPr>
+      <w:rPr>
+        <w:rFonts w:ascii="Wingdings" w:hAnsi="Wingdings" w:hint="default"/>
+        <w:sz w:val="20"/>
+      </w:rPr>
+    </w:lvl>
+    <w:lvl w:ilvl="4" w:tentative="1">
+      <w:start w:val="1"/>
+      <w:numFmt w:val="bullet"/>
+      <w:lvlText w:val=""/>
+      <w:lvlJc w:val="left"/>
+      <w:pPr>
+        <w:tabs>
+          <w:tab w:val="num" w:pos="3600"/>
+        </w:tabs>
+        <w:ind w:left="3600" w:hanging="360"/>
+      </w:pPr>
+      <w:rPr>
+        <w:rFonts w:ascii="Wingdings" w:hAnsi="Wingdings" w:hint="default"/>
+        <w:sz w:val="20"/>
+      </w:rPr>
+    </w:lvl>
+    <w:lvl w:ilvl="5" w:tentative="1">
+      <w:start w:val="1"/>
+      <w:numFmt w:val="bullet"/>
+      <w:lvlText w:val=""/>
+      <w:lvlJc w:val="left"/>
+      <w:pPr>
+        <w:tabs>
+          <w:tab w:val="num" w:pos="4320"/>
+        </w:tabs>
+        <w:ind w:left="4320" w:hanging="360"/>
+      </w:pPr>
+      <w:rPr>
+        <w:rFonts w:ascii="Wingdings" w:hAnsi="Wingdings" w:hint="default"/>
+        <w:sz w:val="20"/>
+      </w:rPr>
+    </w:lvl>
+    <w:lvl w:ilvl="6" w:tentative="1">
+      <w:start w:val="1"/>
+      <w:numFmt w:val="bullet"/>
+      <w:lvlText w:val=""/>
+      <w:lvlJc w:val="left"/>
+      <w:pPr>
+        <w:tabs>
+          <w:tab w:val="num" w:pos="5040"/>
+        </w:tabs>
+        <w:ind w:left="5040" w:hanging="360"/>
+      </w:pPr>
+      <w:rPr>
+        <w:rFonts w:ascii="Wingdings" w:hAnsi="Wingdings" w:hint="default"/>
+        <w:sz w:val="20"/>
+      </w:rPr>
+    </w:lvl>
+    <w:lvl w:ilvl="7" w:tentative="1">
+      <w:start w:val="1"/>
+      <w:numFmt w:val="bullet"/>
+      <w:lvlText w:val=""/>
+      <w:lvlJc w:val="left"/>
+      <w:pPr>
+        <w:tabs>
+          <w:tab w:val="num" w:pos="5760"/>
+        </w:tabs>
+        <w:ind w:left="5760" w:hanging="360"/>
+      </w:pPr>
+      <w:rPr>
+        <w:rFonts w:ascii="Wingdings" w:hAnsi="Wingdings" w:hint="default"/>
+        <w:sz w:val="20"/>
+      </w:rPr>
+    </w:lvl>
+    <w:lvl w:ilvl="8" w:tentative="1">
+      <w:start w:val="1"/>
+      <w:numFmt w:val="bullet"/>
+      <w:lvlText w:val=""/>
+      <w:lvlJc w:val="left"/>
+      <w:pPr>
+        <w:tabs>
+          <w:tab w:val="num" w:pos="6480"/>
+        </w:tabs>
+        <w:ind w:left="6480" w:hanging="360"/>
+      </w:pPr>
+      <w:rPr>
+        <w:rFonts w:ascii="Wingdings" w:hAnsi="Wingdings" w:hint="default"/>
+        <w:sz w:val="20"/>
+      </w:rPr>
+    </w:lvl>
+  </w:abstractNum>
+  <w:abstractNum w:abstractNumId="4" w15:restartNumberingAfterBreak="0">
+    <w:nsid w:val="2B9D5A03"/>
+    <w:multiLevelType w:val="multilevel"/>
+    <w:tmpl w:val="E2D49722"/>
+    <w:lvl w:ilvl="0">
+      <w:start w:val="1"/>
+      <w:numFmt w:val="bullet"/>
+      <w:lvlText w:val=""/>
+      <w:lvlJc w:val="left"/>
+      <w:pPr>
+        <w:tabs>
+          <w:tab w:val="num" w:pos="720"/>
+        </w:tabs>
+        <w:ind w:left="720" w:hanging="360"/>
+      </w:pPr>
+      <w:rPr>
+        <w:rFonts w:ascii="Symbol" w:hAnsi="Symbol" w:hint="default"/>
+        <w:sz w:val="20"/>
+      </w:rPr>
+    </w:lvl>
+    <w:lvl w:ilvl="1" w:tentative="1">
+      <w:start w:val="1"/>
+      <w:numFmt w:val="bullet"/>
+      <w:lvlText w:val="o"/>
+      <w:lvlJc w:val="left"/>
+      <w:pPr>
+        <w:tabs>
+          <w:tab w:val="num" w:pos="1440"/>
+        </w:tabs>
+        <w:ind w:left="1440" w:hanging="360"/>
+      </w:pPr>
+      <w:rPr>
+        <w:rFonts w:ascii="Courier New" w:hAnsi="Courier New" w:hint="default"/>
+        <w:sz w:val="20"/>
+      </w:rPr>
+    </w:lvl>
+    <w:lvl w:ilvl="2" w:tentative="1">
+      <w:start w:val="1"/>
+      <w:numFmt w:val="bullet"/>
+      <w:lvlText w:val=""/>
+      <w:lvlJc w:val="left"/>
+      <w:pPr>
+        <w:tabs>
+          <w:tab w:val="num" w:pos="2160"/>
+        </w:tabs>
+        <w:ind w:left="2160" w:hanging="360"/>
+      </w:pPr>
+      <w:rPr>
+        <w:rFonts w:ascii="Wingdings" w:hAnsi="Wingdings" w:hint="default"/>
+        <w:sz w:val="20"/>
+      </w:rPr>
+    </w:lvl>
+    <w:lvl w:ilvl="3" w:tentative="1">
+      <w:start w:val="1"/>
+      <w:numFmt w:val="bullet"/>
+      <w:lvlText w:val=""/>
+      <w:lvlJc w:val="left"/>
+      <w:pPr>
+        <w:tabs>
+          <w:tab w:val="num" w:pos="2880"/>
+        </w:tabs>
+        <w:ind w:left="2880" w:hanging="360"/>
+      </w:pPr>
+      <w:rPr>
+        <w:rFonts w:ascii="Wingdings" w:hAnsi="Wingdings" w:hint="default"/>
+        <w:sz w:val="20"/>
+      </w:rPr>
+    </w:lvl>
+    <w:lvl w:ilvl="4" w:tentative="1">
+      <w:start w:val="1"/>
+      <w:numFmt w:val="bullet"/>
+      <w:lvlText w:val=""/>
+      <w:lvlJc w:val="left"/>
+      <w:pPr>
+        <w:tabs>
+          <w:tab w:val="num" w:pos="3600"/>
+        </w:tabs>
+        <w:ind w:left="3600" w:hanging="360"/>
+      </w:pPr>
+      <w:rPr>
+        <w:rFonts w:ascii="Wingdings" w:hAnsi="Wingdings" w:hint="default"/>
+        <w:sz w:val="20"/>
+      </w:rPr>
+    </w:lvl>
+    <w:lvl w:ilvl="5" w:tentative="1">
+      <w:start w:val="1"/>
+      <w:numFmt w:val="bullet"/>
+      <w:lvlText w:val=""/>
+      <w:lvlJc w:val="left"/>
+      <w:pPr>
+        <w:tabs>
+          <w:tab w:val="num" w:pos="4320"/>
+        </w:tabs>
+        <w:ind w:left="4320" w:hanging="360"/>
+      </w:pPr>
+      <w:rPr>
+        <w:rFonts w:ascii="Wingdings" w:hAnsi="Wingdings" w:hint="default"/>
+        <w:sz w:val="20"/>
+      </w:rPr>
+    </w:lvl>
+    <w:lvl w:ilvl="6" w:tentative="1">
+      <w:start w:val="1"/>
+      <w:numFmt w:val="bullet"/>
+      <w:lvlText w:val=""/>
+      <w:lvlJc w:val="left"/>
+      <w:pPr>
+        <w:tabs>
+          <w:tab w:val="num" w:pos="5040"/>
+        </w:tabs>
+        <w:ind w:left="5040" w:hanging="360"/>
+      </w:pPr>
+      <w:rPr>
+        <w:rFonts w:ascii="Wingdings" w:hAnsi="Wingdings" w:hint="default"/>
+        <w:sz w:val="20"/>
+      </w:rPr>
+    </w:lvl>
+    <w:lvl w:ilvl="7" w:tentative="1">
+      <w:start w:val="1"/>
+      <w:numFmt w:val="bullet"/>
+      <w:lvlText w:val=""/>
+      <w:lvlJc w:val="left"/>
+      <w:pPr>
+        <w:tabs>
+          <w:tab w:val="num" w:pos="5760"/>
+        </w:tabs>
+        <w:ind w:left="5760" w:hanging="360"/>
+      </w:pPr>
+      <w:rPr>
+        <w:rFonts w:ascii="Wingdings" w:hAnsi="Wingdings" w:hint="default"/>
+        <w:sz w:val="20"/>
+      </w:rPr>
+    </w:lvl>
+    <w:lvl w:ilvl="8" w:tentative="1">
+      <w:start w:val="1"/>
+      <w:numFmt w:val="bullet"/>
+      <w:lvlText w:val=""/>
+      <w:lvlJc w:val="left"/>
+      <w:pPr>
+        <w:tabs>
+          <w:tab w:val="num" w:pos="6480"/>
+        </w:tabs>
+        <w:ind w:left="6480" w:hanging="360"/>
+      </w:pPr>
+      <w:rPr>
+        <w:rFonts w:ascii="Wingdings" w:hAnsi="Wingdings" w:hint="default"/>
+        <w:sz w:val="20"/>
+      </w:rPr>
+    </w:lvl>
+  </w:abstractNum>
+  <w:abstractNum w:abstractNumId="5" w15:restartNumberingAfterBreak="0">
+    <w:nsid w:val="36C859D5"/>
+    <w:multiLevelType w:val="multilevel"/>
+    <w:tmpl w:val="083C5DBE"/>
+    <w:lvl w:ilvl="0">
+      <w:start w:val="1"/>
+      <w:numFmt w:val="bullet"/>
+      <w:lvlText w:val=""/>
+      <w:lvlJc w:val="left"/>
+      <w:pPr>
+        <w:tabs>
+          <w:tab w:val="num" w:pos="720"/>
+        </w:tabs>
+        <w:ind w:left="720" w:hanging="360"/>
+      </w:pPr>
+      <w:rPr>
+        <w:rFonts w:ascii="Symbol" w:hAnsi="Symbol" w:hint="default"/>
+        <w:sz w:val="20"/>
+      </w:rPr>
+    </w:lvl>
+    <w:lvl w:ilvl="1" w:tentative="1">
+      <w:start w:val="1"/>
+      <w:numFmt w:val="bullet"/>
+      <w:lvlText w:val="o"/>
+      <w:lvlJc w:val="left"/>
+      <w:pPr>
+        <w:tabs>
+          <w:tab w:val="num" w:pos="1440"/>
+        </w:tabs>
+        <w:ind w:left="1440" w:hanging="360"/>
+      </w:pPr>
+      <w:rPr>
+        <w:rFonts w:ascii="Courier New" w:hAnsi="Courier New" w:hint="default"/>
+        <w:sz w:val="20"/>
+      </w:rPr>
+    </w:lvl>
+    <w:lvl w:ilvl="2" w:tentative="1">
+      <w:start w:val="1"/>
+      <w:numFmt w:val="bullet"/>
+      <w:lvlText w:val=""/>
+      <w:lvlJc w:val="left"/>
+      <w:pPr>
+        <w:tabs>
+          <w:tab w:val="num" w:pos="2160"/>
+        </w:tabs>
+        <w:ind w:left="2160" w:hanging="360"/>
+      </w:pPr>
+      <w:rPr>
+        <w:rFonts w:ascii="Wingdings" w:hAnsi="Wingdings" w:hint="default"/>
+        <w:sz w:val="20"/>
+      </w:rPr>
+    </w:lvl>
+    <w:lvl w:ilvl="3" w:tentative="1">
+      <w:start w:val="1"/>
+      <w:numFmt w:val="bullet"/>
+      <w:lvlText w:val=""/>
+      <w:lvlJc w:val="left"/>
+      <w:pPr>
+        <w:tabs>
+          <w:tab w:val="num" w:pos="2880"/>
+        </w:tabs>
+        <w:ind w:left="2880" w:hanging="360"/>
+      </w:pPr>
+      <w:rPr>
+        <w:rFonts w:ascii="Wingdings" w:hAnsi="Wingdings" w:hint="default"/>
+        <w:sz w:val="20"/>
+      </w:rPr>
+    </w:lvl>
+    <w:lvl w:ilvl="4" w:tentative="1">
+      <w:start w:val="1"/>
+      <w:numFmt w:val="bullet"/>
+      <w:lvlText w:val=""/>
+      <w:lvlJc w:val="left"/>
+      <w:pPr>
+        <w:tabs>
+          <w:tab w:val="num" w:pos="3600"/>
+        </w:tabs>
+        <w:ind w:left="3600" w:hanging="360"/>
+      </w:pPr>
+      <w:rPr>
+        <w:rFonts w:ascii="Wingdings" w:hAnsi="Wingdings" w:hint="default"/>
+        <w:sz w:val="20"/>
+      </w:rPr>
+    </w:lvl>
+    <w:lvl w:ilvl="5" w:tentative="1">
+      <w:start w:val="1"/>
+      <w:numFmt w:val="bullet"/>
+      <w:lvlText w:val=""/>
+      <w:lvlJc w:val="left"/>
+      <w:pPr>
+        <w:tabs>
+          <w:tab w:val="num" w:pos="4320"/>
+        </w:tabs>
+        <w:ind w:left="4320" w:hanging="360"/>
+      </w:pPr>
+      <w:rPr>
+        <w:rFonts w:ascii="Wingdings" w:hAnsi="Wingdings" w:hint="default"/>
+        <w:sz w:val="20"/>
+      </w:rPr>
+    </w:lvl>
+    <w:lvl w:ilvl="6" w:tentative="1">
+      <w:start w:val="1"/>
+      <w:numFmt w:val="bullet"/>
+      <w:lvlText w:val=""/>
+      <w:lvlJc w:val="left"/>
+      <w:pPr>
+        <w:tabs>
+          <w:tab w:val="num" w:pos="5040"/>
+        </w:tabs>
+        <w:ind w:left="5040" w:hanging="360"/>
+      </w:pPr>
+      <w:rPr>
+        <w:rFonts w:ascii="Wingdings" w:hAnsi="Wingdings" w:hint="default"/>
+        <w:sz w:val="20"/>
+      </w:rPr>
+    </w:lvl>
+    <w:lvl w:ilvl="7" w:tentative="1">
+      <w:start w:val="1"/>
+      <w:numFmt w:val="bullet"/>
+      <w:lvlText w:val=""/>
+      <w:lvlJc w:val="left"/>
+      <w:pPr>
+        <w:tabs>
+          <w:tab w:val="num" w:pos="5760"/>
+        </w:tabs>
+        <w:ind w:left="5760" w:hanging="360"/>
+      </w:pPr>
+      <w:rPr>
+        <w:rFonts w:ascii="Wingdings" w:hAnsi="Wingdings" w:hint="default"/>
+        <w:sz w:val="20"/>
+      </w:rPr>
+    </w:lvl>
+    <w:lvl w:ilvl="8" w:tentative="1">
+      <w:start w:val="1"/>
+      <w:numFmt w:val="bullet"/>
+      <w:lvlText w:val=""/>
+      <w:lvlJc w:val="left"/>
+      <w:pPr>
+        <w:tabs>
+          <w:tab w:val="num" w:pos="6480"/>
+        </w:tabs>
+        <w:ind w:left="6480" w:hanging="360"/>
+      </w:pPr>
+      <w:rPr>
+        <w:rFonts w:ascii="Wingdings" w:hAnsi="Wingdings" w:hint="default"/>
+        <w:sz w:val="20"/>
+      </w:rPr>
+    </w:lvl>
+  </w:abstractNum>
+  <w:abstractNum w:abstractNumId="6" w15:restartNumberingAfterBreak="0">
+    <w:nsid w:val="3D9406F1"/>
+    <w:multiLevelType w:val="multilevel"/>
+    <w:tmpl w:val="D1762528"/>
+    <w:lvl w:ilvl="0">
+      <w:start w:val="1"/>
+      <w:numFmt w:val="bullet"/>
+      <w:lvlText w:val=""/>
+      <w:lvlJc w:val="left"/>
+      <w:pPr>
+        <w:tabs>
+          <w:tab w:val="num" w:pos="720"/>
+        </w:tabs>
+        <w:ind w:left="720" w:hanging="360"/>
+      </w:pPr>
+      <w:rPr>
+        <w:rFonts w:ascii="Symbol" w:hAnsi="Symbol" w:hint="default"/>
+        <w:sz w:val="20"/>
+      </w:rPr>
+    </w:lvl>
+    <w:lvl w:ilvl="1" w:tentative="1">
+      <w:start w:val="1"/>
+      <w:numFmt w:val="bullet"/>
+      <w:lvlText w:val="o"/>
+      <w:lvlJc w:val="left"/>
+      <w:pPr>
+        <w:tabs>
+          <w:tab w:val="num" w:pos="1440"/>
+        </w:tabs>
+        <w:ind w:left="1440" w:hanging="360"/>
+      </w:pPr>
+      <w:rPr>
+        <w:rFonts w:ascii="Courier New" w:hAnsi="Courier New" w:hint="default"/>
+        <w:sz w:val="20"/>
+      </w:rPr>
+    </w:lvl>
+    <w:lvl w:ilvl="2" w:tentative="1">
+      <w:start w:val="1"/>
+      <w:numFmt w:val="bullet"/>
+      <w:lvlText w:val=""/>
+      <w:lvlJc w:val="left"/>
+      <w:pPr>
+        <w:tabs>
+          <w:tab w:val="num" w:pos="2160"/>
+        </w:tabs>
+        <w:ind w:left="2160" w:hanging="360"/>
+      </w:pPr>
+      <w:rPr>
+        <w:rFonts w:ascii="Wingdings" w:hAnsi="Wingdings" w:hint="default"/>
+        <w:sz w:val="20"/>
+      </w:rPr>
+    </w:lvl>
+    <w:lvl w:ilvl="3" w:tentative="1">
+      <w:start w:val="1"/>
+      <w:numFmt w:val="bullet"/>
+      <w:lvlText w:val=""/>
+      <w:lvlJc w:val="left"/>
+      <w:pPr>
+        <w:tabs>
+          <w:tab w:val="num" w:pos="2880"/>
+        </w:tabs>
+        <w:ind w:left="2880" w:hanging="360"/>
+      </w:pPr>
+      <w:rPr>
+        <w:rFonts w:ascii="Wingdings" w:hAnsi="Wingdings" w:hint="default"/>
+        <w:sz w:val="20"/>
+      </w:rPr>
+    </w:lvl>
+    <w:lvl w:ilvl="4" w:tentative="1">
+      <w:start w:val="1"/>
+      <w:numFmt w:val="bullet"/>
+      <w:lvlText w:val=""/>
+      <w:lvlJc w:val="left"/>
+      <w:pPr>
+        <w:tabs>
+          <w:tab w:val="num" w:pos="3600"/>
+        </w:tabs>
+        <w:ind w:left="3600" w:hanging="360"/>
+      </w:pPr>
+      <w:rPr>
+        <w:rFonts w:ascii="Wingdings" w:hAnsi="Wingdings" w:hint="default"/>
+        <w:sz w:val="20"/>
+      </w:rPr>
+    </w:lvl>
+    <w:lvl w:ilvl="5" w:tentative="1">
+      <w:start w:val="1"/>
+      <w:numFmt w:val="bullet"/>
+      <w:lvlText w:val=""/>
+      <w:lvlJc w:val="left"/>
+      <w:pPr>
+        <w:tabs>
+          <w:tab w:val="num" w:pos="4320"/>
+        </w:tabs>
+        <w:ind w:left="4320" w:hanging="360"/>
+      </w:pPr>
+      <w:rPr>
+        <w:rFonts w:ascii="Wingdings" w:hAnsi="Wingdings" w:hint="default"/>
+        <w:sz w:val="20"/>
+      </w:rPr>
+    </w:lvl>
+    <w:lvl w:ilvl="6" w:tentative="1">
+      <w:start w:val="1"/>
+      <w:numFmt w:val="bullet"/>
+      <w:lvlText w:val=""/>
+      <w:lvlJc w:val="left"/>
+      <w:pPr>
+        <w:tabs>
+          <w:tab w:val="num" w:pos="5040"/>
+        </w:tabs>
+        <w:ind w:left="5040" w:hanging="360"/>
+      </w:pPr>
+      <w:rPr>
+        <w:rFonts w:ascii="Wingdings" w:hAnsi="Wingdings" w:hint="default"/>
+        <w:sz w:val="20"/>
+      </w:rPr>
+    </w:lvl>
+    <w:lvl w:ilvl="7" w:tentative="1">
+      <w:start w:val="1"/>
+      <w:numFmt w:val="bullet"/>
+      <w:lvlText w:val=""/>
+      <w:lvlJc w:val="left"/>
+      <w:pPr>
+        <w:tabs>
+          <w:tab w:val="num" w:pos="5760"/>
+        </w:tabs>
+        <w:ind w:left="5760" w:hanging="360"/>
+      </w:pPr>
+      <w:rPr>
+        <w:rFonts w:ascii="Wingdings" w:hAnsi="Wingdings" w:hint="default"/>
+        <w:sz w:val="20"/>
+      </w:rPr>
+    </w:lvl>
+    <w:lvl w:ilvl="8" w:tentative="1">
+      <w:start w:val="1"/>
+      <w:numFmt w:val="bullet"/>
+      <w:lvlText w:val=""/>
+      <w:lvlJc w:val="left"/>
+      <w:pPr>
+        <w:tabs>
+          <w:tab w:val="num" w:pos="6480"/>
+        </w:tabs>
+        <w:ind w:left="6480" w:hanging="360"/>
+      </w:pPr>
+      <w:rPr>
+        <w:rFonts w:ascii="Wingdings" w:hAnsi="Wingdings" w:hint="default"/>
+        <w:sz w:val="20"/>
+      </w:rPr>
+    </w:lvl>
+  </w:abstractNum>
+  <w:abstractNum w:abstractNumId="7" w15:restartNumberingAfterBreak="0">
+    <w:nsid w:val="41935F44"/>
+    <w:multiLevelType w:val="multilevel"/>
+    <w:tmpl w:val="FBB63088"/>
+    <w:lvl w:ilvl="0">
+      <w:start w:val="1"/>
+      <w:numFmt w:val="bullet"/>
+      <w:lvlText w:val=""/>
+      <w:lvlJc w:val="left"/>
+      <w:pPr>
+        <w:tabs>
+          <w:tab w:val="num" w:pos="720"/>
+        </w:tabs>
+        <w:ind w:left="720" w:hanging="360"/>
+      </w:pPr>
+      <w:rPr>
+        <w:rFonts w:ascii="Symbol" w:hAnsi="Symbol" w:hint="default"/>
+        <w:sz w:val="20"/>
+      </w:rPr>
+    </w:lvl>
+    <w:lvl w:ilvl="1" w:tentative="1">
+      <w:start w:val="1"/>
+      <w:numFmt w:val="bullet"/>
+      <w:lvlText w:val="o"/>
+      <w:lvlJc w:val="left"/>
+      <w:pPr>
+        <w:tabs>
+          <w:tab w:val="num" w:pos="1440"/>
+        </w:tabs>
+        <w:ind w:left="1440" w:hanging="360"/>
+      </w:pPr>
+      <w:rPr>
+        <w:rFonts w:ascii="Courier New" w:hAnsi="Courier New" w:hint="default"/>
+        <w:sz w:val="20"/>
+      </w:rPr>
+    </w:lvl>
+    <w:lvl w:ilvl="2" w:tentative="1">
+      <w:start w:val="1"/>
+      <w:numFmt w:val="bullet"/>
+      <w:lvlText w:val=""/>
+      <w:lvlJc w:val="left"/>
+      <w:pPr>
+        <w:tabs>
+          <w:tab w:val="num" w:pos="2160"/>
+        </w:tabs>
+        <w:ind w:left="2160" w:hanging="360"/>
+      </w:pPr>
+      <w:rPr>
+        <w:rFonts w:ascii="Wingdings" w:hAnsi="Wingdings" w:hint="default"/>
+        <w:sz w:val="20"/>
+      </w:rPr>
+    </w:lvl>
+    <w:lvl w:ilvl="3" w:tentative="1">
+      <w:start w:val="1"/>
+      <w:numFmt w:val="bullet"/>
+      <w:lvlText w:val=""/>
+      <w:lvlJc w:val="left"/>
+      <w:pPr>
+        <w:tabs>
+          <w:tab w:val="num" w:pos="2880"/>
+        </w:tabs>
+        <w:ind w:left="2880" w:hanging="360"/>
+      </w:pPr>
+      <w:rPr>
+        <w:rFonts w:ascii="Wingdings" w:hAnsi="Wingdings" w:hint="default"/>
+        <w:sz w:val="20"/>
+      </w:rPr>
+    </w:lvl>
+    <w:lvl w:ilvl="4" w:tentative="1">
+      <w:start w:val="1"/>
+      <w:numFmt w:val="bullet"/>
+      <w:lvlText w:val=""/>
+      <w:lvlJc w:val="left"/>
+      <w:pPr>
+        <w:tabs>
+          <w:tab w:val="num" w:pos="3600"/>
+        </w:tabs>
+        <w:ind w:left="3600" w:hanging="360"/>
+      </w:pPr>
+      <w:rPr>
+        <w:rFonts w:ascii="Wingdings" w:hAnsi="Wingdings" w:hint="default"/>
+        <w:sz w:val="20"/>
+      </w:rPr>
+    </w:lvl>
+    <w:lvl w:ilvl="5" w:tentative="1">
+      <w:start w:val="1"/>
+      <w:numFmt w:val="bullet"/>
+      <w:lvlText w:val=""/>
+      <w:lvlJc w:val="left"/>
+      <w:pPr>
+        <w:tabs>
+          <w:tab w:val="num" w:pos="4320"/>
+        </w:tabs>
+        <w:ind w:left="4320" w:hanging="360"/>
+      </w:pPr>
+      <w:rPr>
+        <w:rFonts w:ascii="Wingdings" w:hAnsi="Wingdings" w:hint="default"/>
+        <w:sz w:val="20"/>
+      </w:rPr>
+    </w:lvl>
+    <w:lvl w:ilvl="6" w:tentative="1">
+      <w:start w:val="1"/>
+      <w:numFmt w:val="bullet"/>
+      <w:lvlText w:val=""/>
+      <w:lvlJc w:val="left"/>
+      <w:pPr>
+        <w:tabs>
+          <w:tab w:val="num" w:pos="5040"/>
+        </w:tabs>
+        <w:ind w:left="5040" w:hanging="360"/>
+      </w:pPr>
+      <w:rPr>
+        <w:rFonts w:ascii="Wingdings" w:hAnsi="Wingdings" w:hint="default"/>
+        <w:sz w:val="20"/>
+      </w:rPr>
+    </w:lvl>
+    <w:lvl w:ilvl="7" w:tentative="1">
+      <w:start w:val="1"/>
+      <w:numFmt w:val="bullet"/>
+      <w:lvlText w:val=""/>
+      <w:lvlJc w:val="left"/>
+      <w:pPr>
+        <w:tabs>
+          <w:tab w:val="num" w:pos="5760"/>
+        </w:tabs>
+        <w:ind w:left="5760" w:hanging="360"/>
+      </w:pPr>
+      <w:rPr>
+        <w:rFonts w:ascii="Wingdings" w:hAnsi="Wingdings" w:hint="default"/>
+        <w:sz w:val="20"/>
+      </w:rPr>
+    </w:lvl>
+    <w:lvl w:ilvl="8" w:tentative="1">
+      <w:start w:val="1"/>
+      <w:numFmt w:val="bullet"/>
+      <w:lvlText w:val=""/>
+      <w:lvlJc w:val="left"/>
+      <w:pPr>
+        <w:tabs>
+          <w:tab w:val="num" w:pos="6480"/>
+        </w:tabs>
+        <w:ind w:left="6480" w:hanging="360"/>
+      </w:pPr>
+      <w:rPr>
+        <w:rFonts w:ascii="Wingdings" w:hAnsi="Wingdings" w:hint="default"/>
+        <w:sz w:val="20"/>
+      </w:rPr>
+    </w:lvl>
+  </w:abstractNum>
+  <w:abstractNum w:abstractNumId="8" w15:restartNumberingAfterBreak="0">
+    <w:nsid w:val="4AD5200B"/>
+    <w:multiLevelType w:val="multilevel"/>
+    <w:tmpl w:val="F1F88024"/>
+    <w:lvl w:ilvl="0">
+      <w:start w:val="1"/>
+      <w:numFmt w:val="bullet"/>
+      <w:lvlText w:val=""/>
+      <w:lvlJc w:val="left"/>
+      <w:pPr>
+        <w:tabs>
+          <w:tab w:val="num" w:pos="720"/>
+        </w:tabs>
+        <w:ind w:left="720" w:hanging="360"/>
+      </w:pPr>
+      <w:rPr>
+        <w:rFonts w:ascii="Symbol" w:hAnsi="Symbol" w:hint="default"/>
+        <w:sz w:val="20"/>
+      </w:rPr>
+    </w:lvl>
+    <w:lvl w:ilvl="1" w:tentative="1">
+      <w:start w:val="1"/>
+      <w:numFmt w:val="bullet"/>
+      <w:lvlText w:val="o"/>
+      <w:lvlJc w:val="left"/>
+      <w:pPr>
+        <w:tabs>
+          <w:tab w:val="num" w:pos="1440"/>
+        </w:tabs>
+        <w:ind w:left="1440" w:hanging="360"/>
+      </w:pPr>
+      <w:rPr>
+        <w:rFonts w:ascii="Courier New" w:hAnsi="Courier New" w:hint="default"/>
+        <w:sz w:val="20"/>
+      </w:rPr>
+    </w:lvl>
+    <w:lvl w:ilvl="2" w:tentative="1">
+      <w:start w:val="1"/>
+      <w:numFmt w:val="bullet"/>
+      <w:lvlText w:val=""/>
+      <w:lvlJc w:val="left"/>
+      <w:pPr>
+        <w:tabs>
+          <w:tab w:val="num" w:pos="2160"/>
+        </w:tabs>
+        <w:ind w:left="2160" w:hanging="360"/>
+      </w:pPr>
+      <w:rPr>
+        <w:rFonts w:ascii="Wingdings" w:hAnsi="Wingdings" w:hint="default"/>
+        <w:sz w:val="20"/>
+      </w:rPr>
+    </w:lvl>
+    <w:lvl w:ilvl="3" w:tentative="1">
+      <w:start w:val="1"/>
+      <w:numFmt w:val="bullet"/>
+      <w:lvlText w:val=""/>
+      <w:lvlJc w:val="left"/>
+      <w:pPr>
+        <w:tabs>
+          <w:tab w:val="num" w:pos="2880"/>
+        </w:tabs>
+        <w:ind w:left="2880" w:hanging="360"/>
+      </w:pPr>
+      <w:rPr>
+        <w:rFonts w:ascii="Wingdings" w:hAnsi="Wingdings" w:hint="default"/>
+        <w:sz w:val="20"/>
+      </w:rPr>
+    </w:lvl>
+    <w:lvl w:ilvl="4" w:tentative="1">
+      <w:start w:val="1"/>
+      <w:numFmt w:val="bullet"/>
+      <w:lvlText w:val=""/>
+      <w:lvlJc w:val="left"/>
+      <w:pPr>
+        <w:tabs>
+          <w:tab w:val="num" w:pos="3600"/>
+        </w:tabs>
+        <w:ind w:left="3600" w:hanging="360"/>
+      </w:pPr>
+      <w:rPr>
+        <w:rFonts w:ascii="Wingdings" w:hAnsi="Wingdings" w:hint="default"/>
+        <w:sz w:val="20"/>
+      </w:rPr>
+    </w:lvl>
+    <w:lvl w:ilvl="5" w:tentative="1">
+      <w:start w:val="1"/>
+      <w:numFmt w:val="bullet"/>
+      <w:lvlText w:val=""/>
+      <w:lvlJc w:val="left"/>
+      <w:pPr>
+        <w:tabs>
+          <w:tab w:val="num" w:pos="4320"/>
+        </w:tabs>
+        <w:ind w:left="4320" w:hanging="360"/>
+      </w:pPr>
+      <w:rPr>
+        <w:rFonts w:ascii="Wingdings" w:hAnsi="Wingdings" w:hint="default"/>
+        <w:sz w:val="20"/>
+      </w:rPr>
+    </w:lvl>
+    <w:lvl w:ilvl="6" w:tentative="1">
+      <w:start w:val="1"/>
+      <w:numFmt w:val="bullet"/>
+      <w:lvlText w:val=""/>
+      <w:lvlJc w:val="left"/>
+      <w:pPr>
+        <w:tabs>
+          <w:tab w:val="num" w:pos="5040"/>
+        </w:tabs>
+        <w:ind w:left="5040" w:hanging="360"/>
+      </w:pPr>
+      <w:rPr>
+        <w:rFonts w:ascii="Wingdings" w:hAnsi="Wingdings" w:hint="default"/>
+        <w:sz w:val="20"/>
+      </w:rPr>
+    </w:lvl>
+    <w:lvl w:ilvl="7" w:tentative="1">
+      <w:start w:val="1"/>
+      <w:numFmt w:val="bullet"/>
+      <w:lvlText w:val=""/>
+      <w:lvlJc w:val="left"/>
+      <w:pPr>
+        <w:tabs>
+          <w:tab w:val="num" w:pos="5760"/>
+        </w:tabs>
+        <w:ind w:left="5760" w:hanging="360"/>
+      </w:pPr>
+      <w:rPr>
+        <w:rFonts w:ascii="Wingdings" w:hAnsi="Wingdings" w:hint="default"/>
+        <w:sz w:val="20"/>
+      </w:rPr>
+    </w:lvl>
+    <w:lvl w:ilvl="8" w:tentative="1">
+      <w:start w:val="1"/>
+      <w:numFmt w:val="bullet"/>
+      <w:lvlText w:val=""/>
+      <w:lvlJc w:val="left"/>
+      <w:pPr>
+        <w:tabs>
+          <w:tab w:val="num" w:pos="6480"/>
+        </w:tabs>
+        <w:ind w:left="6480" w:hanging="360"/>
+      </w:pPr>
+      <w:rPr>
+        <w:rFonts w:ascii="Wingdings" w:hAnsi="Wingdings" w:hint="default"/>
+        <w:sz w:val="20"/>
+      </w:rPr>
+    </w:lvl>
+  </w:abstractNum>
+  <w:abstractNum w:abstractNumId="9" w15:restartNumberingAfterBreak="0">
+    <w:nsid w:val="57226D43"/>
+    <w:multiLevelType w:val="multilevel"/>
+    <w:tmpl w:val="D0609B9C"/>
+    <w:lvl w:ilvl="0">
+      <w:start w:val="1"/>
+      <w:numFmt w:val="bullet"/>
+      <w:lvlText w:val=""/>
+      <w:lvlJc w:val="left"/>
+      <w:pPr>
+        <w:tabs>
+          <w:tab w:val="num" w:pos="720"/>
+        </w:tabs>
+        <w:ind w:left="720" w:hanging="360"/>
+      </w:pPr>
+      <w:rPr>
+        <w:rFonts w:ascii="Symbol" w:hAnsi="Symbol" w:hint="default"/>
+        <w:sz w:val="20"/>
+      </w:rPr>
+    </w:lvl>
+    <w:lvl w:ilvl="1" w:tentative="1">
+      <w:start w:val="1"/>
+      <w:numFmt w:val="bullet"/>
+      <w:lvlText w:val="o"/>
+      <w:lvlJc w:val="left"/>
+      <w:pPr>
+        <w:tabs>
+          <w:tab w:val="num" w:pos="1440"/>
+        </w:tabs>
+        <w:ind w:left="1440" w:hanging="360"/>
+      </w:pPr>
+      <w:rPr>
+        <w:rFonts w:ascii="Courier New" w:hAnsi="Courier New" w:hint="default"/>
+        <w:sz w:val="20"/>
+      </w:rPr>
+    </w:lvl>
+    <w:lvl w:ilvl="2" w:tentative="1">
+      <w:start w:val="1"/>
+      <w:numFmt w:val="bullet"/>
+      <w:lvlText w:val=""/>
+      <w:lvlJc w:val="left"/>
+      <w:pPr>
+        <w:tabs>
+          <w:tab w:val="num" w:pos="2160"/>
+        </w:tabs>
+        <w:ind w:left="2160" w:hanging="360"/>
+      </w:pPr>
+      <w:rPr>
+        <w:rFonts w:ascii="Wingdings" w:hAnsi="Wingdings" w:hint="default"/>
+        <w:sz w:val="20"/>
+      </w:rPr>
+    </w:lvl>
+    <w:lvl w:ilvl="3" w:tentative="1">
+      <w:start w:val="1"/>
+      <w:numFmt w:val="bullet"/>
+      <w:lvlText w:val=""/>
+      <w:lvlJc w:val="left"/>
+      <w:pPr>
+        <w:tabs>
+          <w:tab w:val="num" w:pos="2880"/>
+        </w:tabs>
+        <w:ind w:left="2880" w:hanging="360"/>
+      </w:pPr>
+      <w:rPr>
+        <w:rFonts w:ascii="Wingdings" w:hAnsi="Wingdings" w:hint="default"/>
+        <w:sz w:val="20"/>
+      </w:rPr>
+    </w:lvl>
+    <w:lvl w:ilvl="4" w:tentative="1">
+      <w:start w:val="1"/>
+      <w:numFmt w:val="bullet"/>
+      <w:lvlText w:val=""/>
+      <w:lvlJc w:val="left"/>
+      <w:pPr>
+        <w:tabs>
+          <w:tab w:val="num" w:pos="3600"/>
+        </w:tabs>
+        <w:ind w:left="3600" w:hanging="360"/>
+      </w:pPr>
+      <w:rPr>
+        <w:rFonts w:ascii="Wingdings" w:hAnsi="Wingdings" w:hint="default"/>
+        <w:sz w:val="20"/>
+      </w:rPr>
+    </w:lvl>
+    <w:lvl w:ilvl="5" w:tentative="1">
+      <w:start w:val="1"/>
+      <w:numFmt w:val="bullet"/>
+      <w:lvlText w:val=""/>
+      <w:lvlJc w:val="left"/>
+      <w:pPr>
+        <w:tabs>
+          <w:tab w:val="num" w:pos="4320"/>
+        </w:tabs>
+        <w:ind w:left="4320" w:hanging="360"/>
+      </w:pPr>
+      <w:rPr>
+        <w:rFonts w:ascii="Wingdings" w:hAnsi="Wingdings" w:hint="default"/>
+        <w:sz w:val="20"/>
+      </w:rPr>
+    </w:lvl>
+    <w:lvl w:ilvl="6" w:tentative="1">
+      <w:start w:val="1"/>
+      <w:numFmt w:val="bullet"/>
+      <w:lvlText w:val=""/>
+      <w:lvlJc w:val="left"/>
+      <w:pPr>
+        <w:tabs>
+          <w:tab w:val="num" w:pos="5040"/>
+        </w:tabs>
+        <w:ind w:left="5040" w:hanging="360"/>
+      </w:pPr>
+      <w:rPr>
+        <w:rFonts w:ascii="Wingdings" w:hAnsi="Wingdings" w:hint="default"/>
+        <w:sz w:val="20"/>
+      </w:rPr>
+    </w:lvl>
+    <w:lvl w:ilvl="7" w:tentative="1">
+      <w:start w:val="1"/>
+      <w:numFmt w:val="bullet"/>
+      <w:lvlText w:val=""/>
+      <w:lvlJc w:val="left"/>
+      <w:pPr>
+        <w:tabs>
+          <w:tab w:val="num" w:pos="5760"/>
+        </w:tabs>
+        <w:ind w:left="5760" w:hanging="360"/>
+      </w:pPr>
+      <w:rPr>
+        <w:rFonts w:ascii="Wingdings" w:hAnsi="Wingdings" w:hint="default"/>
+        <w:sz w:val="20"/>
+      </w:rPr>
+    </w:lvl>
+    <w:lvl w:ilvl="8" w:tentative="1">
+      <w:start w:val="1"/>
+      <w:numFmt w:val="bullet"/>
+      <w:lvlText w:val=""/>
+      <w:lvlJc w:val="left"/>
+      <w:pPr>
+        <w:tabs>
+          <w:tab w:val="num" w:pos="6480"/>
+        </w:tabs>
+        <w:ind w:left="6480" w:hanging="360"/>
+      </w:pPr>
+      <w:rPr>
+        <w:rFonts w:ascii="Wingdings" w:hAnsi="Wingdings" w:hint="default"/>
+        <w:sz w:val="20"/>
+      </w:rPr>
+    </w:lvl>
+  </w:abstractNum>
+  <w:abstractNum w:abstractNumId="10" w15:restartNumberingAfterBreak="0">
+    <w:nsid w:val="676E2C17"/>
+    <w:multiLevelType w:val="multilevel"/>
+    <w:tmpl w:val="6EA07302"/>
+    <w:lvl w:ilvl="0">
+      <w:start w:val="1"/>
+      <w:numFmt w:val="bullet"/>
+      <w:lvlText w:val=""/>
+      <w:lvlJc w:val="left"/>
+      <w:pPr>
+        <w:tabs>
+          <w:tab w:val="num" w:pos="720"/>
+        </w:tabs>
+        <w:ind w:left="720" w:hanging="360"/>
+      </w:pPr>
+      <w:rPr>
+        <w:rFonts w:ascii="Symbol" w:hAnsi="Symbol" w:hint="default"/>
+        <w:sz w:val="20"/>
+      </w:rPr>
+    </w:lvl>
+    <w:lvl w:ilvl="1">
+      <w:start w:val="1"/>
+      <w:numFmt w:val="bullet"/>
+      <w:lvlText w:val="o"/>
+      <w:lvlJc w:val="left"/>
+      <w:pPr>
+        <w:tabs>
+          <w:tab w:val="num" w:pos="1440"/>
+        </w:tabs>
+        <w:ind w:left="1440" w:hanging="360"/>
+      </w:pPr>
+      <w:rPr>
+        <w:rFonts w:ascii="Courier New" w:hAnsi="Courier New" w:hint="default"/>
+        <w:sz w:val="20"/>
+      </w:rPr>
+    </w:lvl>
+    <w:lvl w:ilvl="2" w:tentative="1">
+      <w:start w:val="1"/>
+      <w:numFmt w:val="bullet"/>
+      <w:lvlText w:val=""/>
+      <w:lvlJc w:val="left"/>
+      <w:pPr>
+        <w:tabs>
+          <w:tab w:val="num" w:pos="2160"/>
+        </w:tabs>
+        <w:ind w:left="2160" w:hanging="360"/>
+      </w:pPr>
+      <w:rPr>
+        <w:rFonts w:ascii="Wingdings" w:hAnsi="Wingdings" w:hint="default"/>
+        <w:sz w:val="20"/>
+      </w:rPr>
+    </w:lvl>
+    <w:lvl w:ilvl="3" w:tentative="1">
+      <w:start w:val="1"/>
+      <w:numFmt w:val="bullet"/>
+      <w:lvlText w:val=""/>
+      <w:lvlJc w:val="left"/>
+      <w:pPr>
+        <w:tabs>
+          <w:tab w:val="num" w:pos="2880"/>
+        </w:tabs>
+        <w:ind w:left="2880" w:hanging="360"/>
+      </w:pPr>
+      <w:rPr>
+        <w:rFonts w:ascii="Wingdings" w:hAnsi="Wingdings" w:hint="default"/>
+        <w:sz w:val="20"/>
+      </w:rPr>
+    </w:lvl>
+    <w:lvl w:ilvl="4" w:tentative="1">
+      <w:start w:val="1"/>
+      <w:numFmt w:val="bullet"/>
+      <w:lvlText w:val=""/>
+      <w:lvlJc w:val="left"/>
+      <w:pPr>
+        <w:tabs>
+          <w:tab w:val="num" w:pos="3600"/>
+        </w:tabs>
+        <w:ind w:left="3600" w:hanging="360"/>
+      </w:pPr>
+      <w:rPr>
+        <w:rFonts w:ascii="Wingdings" w:hAnsi="Wingdings" w:hint="default"/>
+        <w:sz w:val="20"/>
+      </w:rPr>
+    </w:lvl>
+    <w:lvl w:ilvl="5" w:tentative="1">
+      <w:start w:val="1"/>
+      <w:numFmt w:val="bullet"/>
+      <w:lvlText w:val=""/>
+      <w:lvlJc w:val="left"/>
+      <w:pPr>
+        <w:tabs>
+          <w:tab w:val="num" w:pos="4320"/>
+        </w:tabs>
+        <w:ind w:left="4320" w:hanging="360"/>
+      </w:pPr>
+      <w:rPr>
+        <w:rFonts w:ascii="Wingdings" w:hAnsi="Wingdings" w:hint="default"/>
+        <w:sz w:val="20"/>
+      </w:rPr>
+    </w:lvl>
+    <w:lvl w:ilvl="6" w:tentative="1">
+      <w:start w:val="1"/>
+      <w:numFmt w:val="bullet"/>
+      <w:lvlText w:val=""/>
+      <w:lvlJc w:val="left"/>
+      <w:pPr>
+        <w:tabs>
+          <w:tab w:val="num" w:pos="5040"/>
+        </w:tabs>
+        <w:ind w:left="5040" w:hanging="360"/>
+      </w:pPr>
+      <w:rPr>
+        <w:rFonts w:ascii="Wingdings" w:hAnsi="Wingdings" w:hint="default"/>
+        <w:sz w:val="20"/>
+      </w:rPr>
+    </w:lvl>
+    <w:lvl w:ilvl="7" w:tentative="1">
+      <w:start w:val="1"/>
+      <w:numFmt w:val="bullet"/>
+      <w:lvlText w:val=""/>
+      <w:lvlJc w:val="left"/>
+      <w:pPr>
+        <w:tabs>
+          <w:tab w:val="num" w:pos="5760"/>
+        </w:tabs>
+        <w:ind w:left="5760" w:hanging="360"/>
+      </w:pPr>
+      <w:rPr>
+        <w:rFonts w:ascii="Wingdings" w:hAnsi="Wingdings" w:hint="default"/>
+        <w:sz w:val="20"/>
+      </w:rPr>
+    </w:lvl>
+    <w:lvl w:ilvl="8" w:tentative="1">
+      <w:start w:val="1"/>
+      <w:numFmt w:val="bullet"/>
+      <w:lvlText w:val=""/>
+      <w:lvlJc w:val="left"/>
+      <w:pPr>
+        <w:tabs>
+          <w:tab w:val="num" w:pos="6480"/>
+        </w:tabs>
+        <w:ind w:left="6480" w:hanging="360"/>
+      </w:pPr>
+      <w:rPr>
+        <w:rFonts w:ascii="Wingdings" w:hAnsi="Wingdings" w:hint="default"/>
+        <w:sz w:val="20"/>
+      </w:rPr>
+    </w:lvl>
+  </w:abstractNum>
+  <w:abstractNum w:abstractNumId="11" w15:restartNumberingAfterBreak="0">
+    <w:nsid w:val="770A06EA"/>
+    <w:multiLevelType w:val="hybridMultilevel"/>
+    <w:tmpl w:val="4CAA8852"/>
+    <w:lvl w:ilvl="0" w:tplc="7D9EAD34">
+      <w:start w:val="1"/>
+      <w:numFmt w:val="decimal"/>
+      <w:lvlText w:val="%1."/>
+      <w:lvlJc w:val="left"/>
+      <w:pPr>
+        <w:ind w:left="480" w:hanging="360"/>
+      </w:pPr>
+      <w:rPr>
+        <w:rFonts w:hint="default"/>
+      </w:rPr>
+    </w:lvl>
+    <w:lvl w:ilvl="1" w:tplc="040E0019" w:tentative="1">
+      <w:start w:val="1"/>
+      <w:numFmt w:val="lowerLetter"/>
+      <w:lvlText w:val="%2."/>
+      <w:lvlJc w:val="left"/>
+      <w:pPr>
+        <w:ind w:left="1200" w:hanging="360"/>
+      </w:pPr>
+    </w:lvl>
+    <w:lvl w:ilvl="2" w:tplc="040E001B" w:tentative="1">
+      <w:start w:val="1"/>
+      <w:numFmt w:val="lowerRoman"/>
+      <w:lvlText w:val="%3."/>
+      <w:lvlJc w:val="right"/>
+      <w:pPr>
+        <w:ind w:left="1920" w:hanging="180"/>
+      </w:pPr>
+    </w:lvl>
+    <w:lvl w:ilvl="3" w:tplc="040E000F" w:tentative="1">
+      <w:start w:val="1"/>
+      <w:numFmt w:val="decimal"/>
+      <w:lvlText w:val="%4."/>
+      <w:lvlJc w:val="left"/>
+      <w:pPr>
+        <w:ind w:left="2640" w:hanging="360"/>
+      </w:pPr>
+    </w:lvl>
+    <w:lvl w:ilvl="4" w:tplc="040E0019" w:tentative="1">
+      <w:start w:val="1"/>
+      <w:numFmt w:val="lowerLetter"/>
+      <w:lvlText w:val="%5."/>
+      <w:lvlJc w:val="left"/>
+      <w:pPr>
+        <w:ind w:left="3360" w:hanging="360"/>
+      </w:pPr>
+    </w:lvl>
+    <w:lvl w:ilvl="5" w:tplc="040E001B" w:tentative="1">
+      <w:start w:val="1"/>
+      <w:numFmt w:val="lowerRoman"/>
+      <w:lvlText w:val="%6."/>
+      <w:lvlJc w:val="right"/>
+      <w:pPr>
+        <w:ind w:left="4080" w:hanging="180"/>
+      </w:pPr>
+    </w:lvl>
+    <w:lvl w:ilvl="6" w:tplc="040E000F" w:tentative="1">
+      <w:start w:val="1"/>
+      <w:numFmt w:val="decimal"/>
+      <w:lvlText w:val="%7."/>
+      <w:lvlJc w:val="left"/>
+      <w:pPr>
+        <w:ind w:left="4800" w:hanging="360"/>
+      </w:pPr>
+    </w:lvl>
+    <w:lvl w:ilvl="7" w:tplc="040E0019" w:tentative="1">
+      <w:start w:val="1"/>
+      <w:numFmt w:val="lowerLetter"/>
+      <w:lvlText w:val="%8."/>
+      <w:lvlJc w:val="left"/>
+      <w:pPr>
+        <w:ind w:left="5520" w:hanging="360"/>
+      </w:pPr>
+    </w:lvl>
+    <w:lvl w:ilvl="8" w:tplc="040E001B" w:tentative="1">
+      <w:start w:val="1"/>
+      <w:numFmt w:val="lowerRoman"/>
+      <w:lvlText w:val="%9."/>
+      <w:lvlJc w:val="right"/>
+      <w:pPr>
+        <w:ind w:left="6240" w:hanging="180"/>
+      </w:pPr>
+    </w:lvl>
+  </w:abstractNum>
   <w:num w:numId="1">
+    <w:abstractNumId w:val="2"/>
+  </w:num>
+  <w:num w:numId="2">
     <w:abstractNumId w:val="1"/>
   </w:num>
-  <w:num w:numId="2">
+  <w:num w:numId="3">
+    <w:abstractNumId w:val="11"/>
+  </w:num>
+  <w:num w:numId="4">
+    <w:abstractNumId w:val="5"/>
+  </w:num>
+  <w:num w:numId="5">
+    <w:abstractNumId w:val="9"/>
+  </w:num>
+  <w:num w:numId="6">
+    <w:abstractNumId w:val="4"/>
+  </w:num>
+  <w:num w:numId="7">
+    <w:abstractNumId w:val="6"/>
+  </w:num>
+  <w:num w:numId="8">
+    <w:abstractNumId w:val="10"/>
+  </w:num>
+  <w:num w:numId="9">
+    <w:abstractNumId w:val="8"/>
+  </w:num>
+  <w:num w:numId="10">
     <w:abstractNumId w:val="0"/>
   </w:num>
+  <w:num w:numId="11">
+    <w:abstractNumId w:val="7"/>
+  </w:num>
+  <w:num w:numId="12">
+    <w:abstractNumId w:val="3"/>
+  </w:num>
+  <w:numIdMacAtCleanup w:val="12"/>
 </w:numbering>
 </file>
 
@@ -1970,7 +5999,7 @@
     <w:autoRedefine/>
     <w:uiPriority w:val="9"/>
     <w:qFormat/>
-    <w:rsid w:val="00BB6A28"/>
+    <w:rsid w:val="006E266D"/>
     <w:pPr>
       <w:keepNext/>
       <w:keepLines/>
@@ -1978,10 +6007,12 @@
       <w:outlineLvl w:val="0"/>
     </w:pPr>
     <w:rPr>
-      <w:rFonts w:asciiTheme="majorHAnsi" w:eastAsiaTheme="majorEastAsia" w:hAnsiTheme="majorHAnsi" w:cstheme="majorBidi"/>
-      <w:color w:val="000000" w:themeColor="text1"/>
-      <w:sz w:val="44"/>
-      <w:szCs w:val="32"/>
+      <w:rFonts w:ascii="Times New Roman" w:eastAsia="Times New Roman" w:hAnsi="Times New Roman" w:cs="Times New Roman"/>
+      <w:bCs/>
+      <w:kern w:val="36"/>
+      <w:sz w:val="48"/>
+      <w:szCs w:val="48"/>
+      <w:lang w:eastAsia="hu-HU"/>
     </w:rPr>
   </w:style>
   <w:style w:type="paragraph" w:styleId="Cmsor2">
@@ -1993,7 +6024,7 @@
     <w:uiPriority w:val="9"/>
     <w:unhideWhenUsed/>
     <w:qFormat/>
-    <w:rsid w:val="00BB6A28"/>
+    <w:rsid w:val="00DA6C1D"/>
     <w:pPr>
       <w:keepNext/>
       <w:keepLines/>
@@ -2004,8 +6035,8 @@
       <w:rFonts w:asciiTheme="majorHAnsi" w:eastAsiaTheme="majorEastAsia" w:hAnsiTheme="majorHAnsi" w:cstheme="majorBidi"/>
       <w:b/>
       <w:color w:val="000000" w:themeColor="text1"/>
-      <w:sz w:val="26"/>
-      <w:szCs w:val="26"/>
+      <w:sz w:val="48"/>
+      <w:szCs w:val="48"/>
     </w:rPr>
   </w:style>
   <w:style w:type="paragraph" w:styleId="Cmsor3">
@@ -2026,6 +6057,29 @@
       <w:sz w:val="27"/>
       <w:szCs w:val="27"/>
       <w:lang w:eastAsia="hu-HU"/>
+    </w:rPr>
+  </w:style>
+  <w:style w:type="paragraph" w:styleId="Cmsor4">
+    <w:name w:val="heading 4"/>
+    <w:basedOn w:val="Norml"/>
+    <w:next w:val="Norml"/>
+    <w:link w:val="Cmsor4Char"/>
+    <w:uiPriority w:val="9"/>
+    <w:semiHidden/>
+    <w:unhideWhenUsed/>
+    <w:qFormat/>
+    <w:rsid w:val="006E266D"/>
+    <w:pPr>
+      <w:keepNext/>
+      <w:keepLines/>
+      <w:spacing w:before="40" w:after="0"/>
+      <w:outlineLvl w:val="3"/>
+    </w:pPr>
+    <w:rPr>
+      <w:rFonts w:asciiTheme="majorHAnsi" w:eastAsiaTheme="majorEastAsia" w:hAnsiTheme="majorHAnsi" w:cstheme="majorBidi"/>
+      <w:i/>
+      <w:iCs/>
+      <w:color w:val="2F5496" w:themeColor="accent1" w:themeShade="BF"/>
     </w:rPr>
   </w:style>
   <w:style w:type="character" w:default="1" w:styleId="Bekezdsalapbettpusa">
@@ -2091,12 +6145,14 @@
     <w:basedOn w:val="Bekezdsalapbettpusa"/>
     <w:link w:val="Cmsor1"/>
     <w:uiPriority w:val="9"/>
-    <w:rsid w:val="00BB6A28"/>
+    <w:rsid w:val="006E266D"/>
     <w:rPr>
-      <w:rFonts w:asciiTheme="majorHAnsi" w:eastAsiaTheme="majorEastAsia" w:hAnsiTheme="majorHAnsi" w:cstheme="majorBidi"/>
-      <w:color w:val="000000" w:themeColor="text1"/>
-      <w:sz w:val="44"/>
-      <w:szCs w:val="32"/>
+      <w:rFonts w:ascii="Times New Roman" w:eastAsia="Times New Roman" w:hAnsi="Times New Roman" w:cs="Times New Roman"/>
+      <w:bCs/>
+      <w:kern w:val="36"/>
+      <w:sz w:val="48"/>
+      <w:szCs w:val="48"/>
+      <w:lang w:eastAsia="hu-HU"/>
     </w:rPr>
   </w:style>
   <w:style w:type="character" w:customStyle="1" w:styleId="Cmsor2Char">
@@ -2104,13 +6160,13 @@
     <w:basedOn w:val="Bekezdsalapbettpusa"/>
     <w:link w:val="Cmsor2"/>
     <w:uiPriority w:val="9"/>
-    <w:rsid w:val="00BB6A28"/>
+    <w:rsid w:val="00DA6C1D"/>
     <w:rPr>
       <w:rFonts w:asciiTheme="majorHAnsi" w:eastAsiaTheme="majorEastAsia" w:hAnsiTheme="majorHAnsi" w:cstheme="majorBidi"/>
       <w:b/>
       <w:color w:val="000000" w:themeColor="text1"/>
-      <w:sz w:val="26"/>
-      <w:szCs w:val="26"/>
+      <w:sz w:val="48"/>
+      <w:szCs w:val="48"/>
     </w:rPr>
   </w:style>
   <w:style w:type="paragraph" w:styleId="Tartalomjegyzkcmsora">
@@ -2124,9 +6180,6 @@
     <w:pPr>
       <w:outlineLvl w:val="9"/>
     </w:pPr>
-    <w:rPr>
-      <w:lang w:eastAsia="hu-HU"/>
-    </w:rPr>
   </w:style>
   <w:style w:type="paragraph" w:styleId="TJ3">
     <w:name w:val="toc 3"/>
@@ -2240,6 +6293,20 @@
       <w:spacing w:after="100"/>
       <w:ind w:left="220"/>
     </w:pPr>
+  </w:style>
+  <w:style w:type="character" w:customStyle="1" w:styleId="Cmsor4Char">
+    <w:name w:val="Címsor 4 Char"/>
+    <w:basedOn w:val="Bekezdsalapbettpusa"/>
+    <w:link w:val="Cmsor4"/>
+    <w:uiPriority w:val="9"/>
+    <w:semiHidden/>
+    <w:rsid w:val="006E266D"/>
+    <w:rPr>
+      <w:rFonts w:asciiTheme="majorHAnsi" w:eastAsiaTheme="majorEastAsia" w:hAnsiTheme="majorHAnsi" w:cstheme="majorBidi"/>
+      <w:i/>
+      <w:iCs/>
+      <w:color w:val="2F5496" w:themeColor="accent1" w:themeShade="BF"/>
+    </w:rPr>
   </w:style>
 </w:styles>
 </file>
@@ -2544,7 +6611,7 @@
 </file>
 
 <file path=customXml/itemProps1.xml><?xml version="1.0" encoding="utf-8"?>
-<ds:datastoreItem xmlns:ds="http://schemas.openxmlformats.org/officeDocument/2006/customXml" ds:itemID="{A1D818EB-8844-400B-9121-DEABFB03BED6}">
+<ds:datastoreItem xmlns:ds="http://schemas.openxmlformats.org/officeDocument/2006/customXml" ds:itemID="{C1D8B6BD-8A3E-496E-98DE-D959E68F47A7}">
   <ds:schemaRefs>
     <ds:schemaRef ds:uri="http://schemas.openxmlformats.org/officeDocument/2006/bibliography"/>
   </ds:schemaRefs>
